--- a/tdd_updated_final.docx
+++ b/tdd_updated_final.docx
@@ -2872,6 +2872,62 @@
               <w:bottom w:val="single" w:color="000000" w:sz="4" w:space="0" w:shadow="0" w:frame="0"/>
               <w:right w:val="single" w:color="000000" w:sz="4" w:space="0" w:shadow="0" w:frame="0"/>
             </w:tcBorders>
+            <w:shd w:val="clear" w:color="auto" w:fill="ffffff"/>
+            <w:tcMar>
+              <w:top w:type="dxa" w:w="80"/>
+              <w:left w:type="dxa" w:w="80"/>
+              <w:bottom w:type="dxa" w:w="80"/>
+              <w:right w:type="dxa" w:w="80"/>
+            </w:tcMar>
+            <w:vAlign w:val="center"/>
+          </w:tcPr>
+          <w:p>
+            <w:r>
+              <w:t>properties.title</w:t>
+            </w:r>
+          </w:p>
+        </w:tc>
+        <w:tc>
+          <w:tcPr>
+            <w:tcW w:type="dxa" w:w="5400"/>
+            <w:tcBorders>
+              <w:top w:val="single" w:color="000000" w:sz="4" w:space="0" w:shadow="0" w:frame="0"/>
+              <w:left w:val="single" w:color="000000" w:sz="4" w:space="0" w:shadow="0" w:frame="0"/>
+              <w:bottom w:val="single" w:color="000000" w:sz="4" w:space="0" w:shadow="0" w:frame="0"/>
+              <w:right w:val="single" w:color="000000" w:sz="4" w:space="0" w:shadow="0" w:frame="0"/>
+            </w:tcBorders>
+            <w:shd w:val="clear" w:color="auto" w:fill="ffffff"/>
+            <w:tcMar>
+              <w:top w:type="dxa" w:w="80"/>
+              <w:left w:type="dxa" w:w="80"/>
+              <w:bottom w:type="dxa" w:w="80"/>
+              <w:right w:type="dxa" w:w="80"/>
+            </w:tcMar>
+            <w:vAlign w:val="center"/>
+          </w:tcPr>
+          <w:p>
+            <w:r>
+              <w:t>Title of the IDMT ticket</w:t>
+            </w:r>
+          </w:p>
+        </w:tc>
+      </w:tr>
+      <w:tr>
+        <w:tblPrEx>
+          <w:shd w:val="clear" w:color="auto" w:fill="ced7e7"/>
+        </w:tblPrEx>
+        <w:trPr>
+          <w:trHeight w:val="195" w:hRule="atLeast"/>
+        </w:trPr>
+        <w:tc>
+          <w:tcPr>
+            <w:tcW w:type="dxa" w:w="5400"/>
+            <w:tcBorders>
+              <w:top w:val="single" w:color="000000" w:sz="4" w:space="0" w:shadow="0" w:frame="0"/>
+              <w:left w:val="single" w:color="000000" w:sz="4" w:space="0" w:shadow="0" w:frame="0"/>
+              <w:bottom w:val="single" w:color="000000" w:sz="4" w:space="0" w:shadow="0" w:frame="0"/>
+              <w:right w:val="single" w:color="000000" w:sz="4" w:space="0" w:shadow="0" w:frame="0"/>
+            </w:tcBorders>
             <w:shd w:val="clear" w:color="auto" w:fill="eaf4fa"/>
             <w:tcMar>
               <w:top w:type="dxa" w:w="80"/>
@@ -3592,19 +3648,8 @@
             <w:vAlign w:val="center"/>
           </w:tcPr>
           <w:p>
-            <w:pPr>
-              <w:pStyle w:val="Body A"/>
-              <w:spacing w:after="0" w:line="240" w:lineRule="auto"/>
-            </w:pPr>
-            <w:r>
-              <w:rPr>
-                <w:sz w:val="15"/>
-                <w:szCs w:val="15"/>
-                <w:shd w:val="nil" w:color="auto" w:fill="auto"/>
-                <w:rtl w:val="0"/>
-                <w:lang w:val="en-US"/>
-              </w:rPr>
-              <w:t>groupId</w:t>
+            <w:r>
+              <w:t>key</w:t>
             </w:r>
           </w:p>
         </w:tc>
@@ -3627,19 +3672,8 @@
             <w:vAlign w:val="center"/>
           </w:tcPr>
           <w:p>
-            <w:pPr>
-              <w:pStyle w:val="Body A"/>
-              <w:spacing w:after="0" w:line="240" w:lineRule="auto"/>
-            </w:pPr>
-            <w:r>
-              <w:rPr>
-                <w:sz w:val="15"/>
-                <w:szCs w:val="15"/>
-                <w:shd w:val="nil" w:color="auto" w:fill="auto"/>
-                <w:rtl w:val="0"/>
-                <w:lang w:val="en-US"/>
-              </w:rPr>
-              <w:t>Jira GROUP issue id/key for the Theme</w:t>
+            <w:r>
+              <w:t>Unique Theme identifier; reference to the actual Theme document</w:t>
             </w:r>
           </w:p>
         </w:tc>
@@ -3660,7 +3694,7 @@
               <w:bottom w:val="single" w:color="000000" w:sz="4" w:space="0" w:shadow="0" w:frame="0"/>
               <w:right w:val="single" w:color="000000" w:sz="4" w:space="0" w:shadow="0" w:frame="0"/>
             </w:tcBorders>
-            <w:shd w:val="clear" w:color="auto" w:fill="ffffff"/>
+            <w:shd w:val="clear" w:color="auto" w:fill="eaf4fa"/>
             <w:tcMar>
               <w:top w:type="dxa" w:w="80"/>
               <w:left w:type="dxa" w:w="80"/>
@@ -3682,20 +3716,20 @@
                 <w:rtl w:val="0"/>
                 <w:lang w:val="en-US"/>
               </w:rPr>
-              <w:t>valueStreamId</w:t>
-            </w:r>
-          </w:p>
-        </w:tc>
-        <w:tc>
-          <w:tcPr>
-            <w:tcW w:type="dxa" w:w="5400"/>
-            <w:tcBorders>
-              <w:top w:val="single" w:color="000000" w:sz="4" w:space="0" w:shadow="0" w:frame="0"/>
-              <w:left w:val="single" w:color="000000" w:sz="4" w:space="0" w:shadow="0" w:frame="0"/>
-              <w:bottom w:val="single" w:color="000000" w:sz="4" w:space="0" w:shadow="0" w:frame="0"/>
-              <w:right w:val="single" w:color="000000" w:sz="4" w:space="0" w:shadow="0" w:frame="0"/>
-            </w:tcBorders>
-            <w:shd w:val="clear" w:color="auto" w:fill="ffffff"/>
+              <w:t>groupId</w:t>
+            </w:r>
+          </w:p>
+        </w:tc>
+        <w:tc>
+          <w:tcPr>
+            <w:tcW w:type="dxa" w:w="5400"/>
+            <w:tcBorders>
+              <w:top w:val="single" w:color="000000" w:sz="4" w:space="0" w:shadow="0" w:frame="0"/>
+              <w:left w:val="single" w:color="000000" w:sz="4" w:space="0" w:shadow="0" w:frame="0"/>
+              <w:bottom w:val="single" w:color="000000" w:sz="4" w:space="0" w:shadow="0" w:frame="0"/>
+              <w:right w:val="single" w:color="000000" w:sz="4" w:space="0" w:shadow="0" w:frame="0"/>
+            </w:tcBorders>
+            <w:shd w:val="clear" w:color="auto" w:fill="eaf4fa"/>
             <w:tcMar>
               <w:top w:type="dxa" w:w="80"/>
               <w:left w:type="dxa" w:w="80"/>
@@ -3717,7 +3751,7 @@
                 <w:rtl w:val="0"/>
                 <w:lang w:val="en-US"/>
               </w:rPr>
-              <w:t>Approved Value Stream id resolved from the 50-VS catalogue</w:t>
+              <w:t>Jira GROUP issue id/key for the Theme</w:t>
             </w:r>
           </w:p>
         </w:tc>
@@ -3738,7 +3772,7 @@
               <w:bottom w:val="single" w:color="000000" w:sz="4" w:space="0" w:shadow="0" w:frame="0"/>
               <w:right w:val="single" w:color="000000" w:sz="4" w:space="0" w:shadow="0" w:frame="0"/>
             </w:tcBorders>
-            <w:shd w:val="clear" w:color="auto" w:fill="eaf4fa"/>
+            <w:shd w:val="clear" w:color="auto" w:fill="ffffff"/>
             <w:tcMar>
               <w:top w:type="dxa" w:w="80"/>
               <w:left w:type="dxa" w:w="80"/>
@@ -3760,20 +3794,20 @@
                 <w:rtl w:val="0"/>
                 <w:lang w:val="en-US"/>
               </w:rPr>
-              <w:t>valueStreamName</w:t>
-            </w:r>
-          </w:p>
-        </w:tc>
-        <w:tc>
-          <w:tcPr>
-            <w:tcW w:type="dxa" w:w="5400"/>
-            <w:tcBorders>
-              <w:top w:val="single" w:color="000000" w:sz="4" w:space="0" w:shadow="0" w:frame="0"/>
-              <w:left w:val="single" w:color="000000" w:sz="4" w:space="0" w:shadow="0" w:frame="0"/>
-              <w:bottom w:val="single" w:color="000000" w:sz="4" w:space="0" w:shadow="0" w:frame="0"/>
-              <w:right w:val="single" w:color="000000" w:sz="4" w:space="0" w:shadow="0" w:frame="0"/>
-            </w:tcBorders>
-            <w:shd w:val="clear" w:color="auto" w:fill="eaf4fa"/>
+              <w:t>valueStreamId</w:t>
+            </w:r>
+          </w:p>
+        </w:tc>
+        <w:tc>
+          <w:tcPr>
+            <w:tcW w:type="dxa" w:w="5400"/>
+            <w:tcBorders>
+              <w:top w:val="single" w:color="000000" w:sz="4" w:space="0" w:shadow="0" w:frame="0"/>
+              <w:left w:val="single" w:color="000000" w:sz="4" w:space="0" w:shadow="0" w:frame="0"/>
+              <w:bottom w:val="single" w:color="000000" w:sz="4" w:space="0" w:shadow="0" w:frame="0"/>
+              <w:right w:val="single" w:color="000000" w:sz="4" w:space="0" w:shadow="0" w:frame="0"/>
+            </w:tcBorders>
+            <w:shd w:val="clear" w:color="auto" w:fill="ffffff"/>
             <w:tcMar>
               <w:top w:type="dxa" w:w="80"/>
               <w:left w:type="dxa" w:w="80"/>
@@ -3795,7 +3829,7 @@
                 <w:rtl w:val="0"/>
                 <w:lang w:val="en-US"/>
               </w:rPr>
-              <w:t>Canonical approved Value Stream name</w:t>
+              <w:t>Approved Value Stream id resolved from the 50-VS catalogue</w:t>
             </w:r>
           </w:p>
         </w:tc>
@@ -3816,7 +3850,7 @@
               <w:bottom w:val="single" w:color="000000" w:sz="4" w:space="0" w:shadow="0" w:frame="0"/>
               <w:right w:val="single" w:color="000000" w:sz="4" w:space="0" w:shadow="0" w:frame="0"/>
             </w:tcBorders>
-            <w:shd w:val="clear" w:color="auto" w:fill="ffffff"/>
+            <w:shd w:val="clear" w:color="auto" w:fill="eaf4fa"/>
             <w:tcMar>
               <w:top w:type="dxa" w:w="80"/>
               <w:left w:type="dxa" w:w="80"/>
@@ -3838,20 +3872,20 @@
                 <w:rtl w:val="0"/>
                 <w:lang w:val="en-US"/>
               </w:rPr>
-              <w:t>supportType</w:t>
-            </w:r>
-          </w:p>
-        </w:tc>
-        <w:tc>
-          <w:tcPr>
-            <w:tcW w:type="dxa" w:w="5400"/>
-            <w:tcBorders>
-              <w:top w:val="single" w:color="000000" w:sz="4" w:space="0" w:shadow="0" w:frame="0"/>
-              <w:left w:val="single" w:color="000000" w:sz="4" w:space="0" w:shadow="0" w:frame="0"/>
-              <w:bottom w:val="single" w:color="000000" w:sz="4" w:space="0" w:shadow="0" w:frame="0"/>
-              <w:right w:val="single" w:color="000000" w:sz="4" w:space="0" w:shadow="0" w:frame="0"/>
-            </w:tcBorders>
-            <w:shd w:val="clear" w:color="auto" w:fill="ffffff"/>
+              <w:t>valueStreamName</w:t>
+            </w:r>
+          </w:p>
+        </w:tc>
+        <w:tc>
+          <w:tcPr>
+            <w:tcW w:type="dxa" w:w="5400"/>
+            <w:tcBorders>
+              <w:top w:val="single" w:color="000000" w:sz="4" w:space="0" w:shadow="0" w:frame="0"/>
+              <w:left w:val="single" w:color="000000" w:sz="4" w:space="0" w:shadow="0" w:frame="0"/>
+              <w:bottom w:val="single" w:color="000000" w:sz="4" w:space="0" w:shadow="0" w:frame="0"/>
+              <w:right w:val="single" w:color="000000" w:sz="4" w:space="0" w:shadow="0" w:frame="0"/>
+            </w:tcBorders>
+            <w:shd w:val="clear" w:color="auto" w:fill="eaf4fa"/>
             <w:tcMar>
               <w:top w:type="dxa" w:w="80"/>
               <w:left w:type="dxa" w:w="80"/>
@@ -3873,7 +3907,7 @@
                 <w:rtl w:val="0"/>
                 <w:lang w:val="en-US"/>
               </w:rPr>
-              <w:t>direct / implied / weak / unsupported classification against source context</w:t>
+              <w:t>Canonical approved Value Stream name</w:t>
             </w:r>
           </w:p>
         </w:tc>
@@ -3894,7 +3928,7 @@
               <w:bottom w:val="single" w:color="000000" w:sz="4" w:space="0" w:shadow="0" w:frame="0"/>
               <w:right w:val="single" w:color="000000" w:sz="4" w:space="0" w:shadow="0" w:frame="0"/>
             </w:tcBorders>
-            <w:shd w:val="clear" w:color="auto" w:fill="eaf4fa"/>
+            <w:shd w:val="clear" w:color="auto" w:fill="ffffff"/>
             <w:tcMar>
               <w:top w:type="dxa" w:w="80"/>
               <w:left w:type="dxa" w:w="80"/>
@@ -3916,20 +3950,20 @@
                 <w:rtl w:val="0"/>
                 <w:lang w:val="en-US"/>
               </w:rPr>
-              <w:t>reason</w:t>
-            </w:r>
-          </w:p>
-        </w:tc>
-        <w:tc>
-          <w:tcPr>
-            <w:tcW w:type="dxa" w:w="5400"/>
-            <w:tcBorders>
-              <w:top w:val="single" w:color="000000" w:sz="4" w:space="0" w:shadow="0" w:frame="0"/>
-              <w:left w:val="single" w:color="000000" w:sz="4" w:space="0" w:shadow="0" w:frame="0"/>
-              <w:bottom w:val="single" w:color="000000" w:sz="4" w:space="0" w:shadow="0" w:frame="0"/>
-              <w:right w:val="single" w:color="000000" w:sz="4" w:space="0" w:shadow="0" w:frame="0"/>
-            </w:tcBorders>
-            <w:shd w:val="clear" w:color="auto" w:fill="eaf4fa"/>
+              <w:t>supportType</w:t>
+            </w:r>
+          </w:p>
+        </w:tc>
+        <w:tc>
+          <w:tcPr>
+            <w:tcW w:type="dxa" w:w="5400"/>
+            <w:tcBorders>
+              <w:top w:val="single" w:color="000000" w:sz="4" w:space="0" w:shadow="0" w:frame="0"/>
+              <w:left w:val="single" w:color="000000" w:sz="4" w:space="0" w:shadow="0" w:frame="0"/>
+              <w:bottom w:val="single" w:color="000000" w:sz="4" w:space="0" w:shadow="0" w:frame="0"/>
+              <w:right w:val="single" w:color="000000" w:sz="4" w:space="0" w:shadow="0" w:frame="0"/>
+            </w:tcBorders>
+            <w:shd w:val="clear" w:color="auto" w:fill="ffffff"/>
             <w:tcMar>
               <w:top w:type="dxa" w:w="80"/>
               <w:left w:type="dxa" w:w="80"/>
@@ -3951,7 +3985,7 @@
                 <w:rtl w:val="0"/>
                 <w:lang w:val="en-US"/>
               </w:rPr>
-              <w:t>Short explanation for why this Value Stream is linked to the ER</w:t>
+              <w:t>direct / implied / weak / unsupported classification against source context</w:t>
             </w:r>
           </w:p>
         </w:tc>
@@ -3972,7 +4006,7 @@
               <w:bottom w:val="single" w:color="000000" w:sz="4" w:space="0" w:shadow="0" w:frame="0"/>
               <w:right w:val="single" w:color="000000" w:sz="4" w:space="0" w:shadow="0" w:frame="0"/>
             </w:tcBorders>
-            <w:shd w:val="clear" w:color="auto" w:fill="ffffff"/>
+            <w:shd w:val="clear" w:color="auto" w:fill="eaf4fa"/>
             <w:tcMar>
               <w:top w:type="dxa" w:w="80"/>
               <w:left w:type="dxa" w:w="80"/>
@@ -3994,20 +4028,20 @@
                 <w:rtl w:val="0"/>
                 <w:lang w:val="en-US"/>
               </w:rPr>
-              <w:t>evidence</w:t>
-            </w:r>
-          </w:p>
-        </w:tc>
-        <w:tc>
-          <w:tcPr>
-            <w:tcW w:type="dxa" w:w="5400"/>
-            <w:tcBorders>
-              <w:top w:val="single" w:color="000000" w:sz="4" w:space="0" w:shadow="0" w:frame="0"/>
-              <w:left w:val="single" w:color="000000" w:sz="4" w:space="0" w:shadow="0" w:frame="0"/>
-              <w:bottom w:val="single" w:color="000000" w:sz="4" w:space="0" w:shadow="0" w:frame="0"/>
-              <w:right w:val="single" w:color="000000" w:sz="4" w:space="0" w:shadow="0" w:frame="0"/>
-            </w:tcBorders>
-            <w:shd w:val="clear" w:color="auto" w:fill="ffffff"/>
+              <w:t>reason</w:t>
+            </w:r>
+          </w:p>
+        </w:tc>
+        <w:tc>
+          <w:tcPr>
+            <w:tcW w:type="dxa" w:w="5400"/>
+            <w:tcBorders>
+              <w:top w:val="single" w:color="000000" w:sz="4" w:space="0" w:shadow="0" w:frame="0"/>
+              <w:left w:val="single" w:color="000000" w:sz="4" w:space="0" w:shadow="0" w:frame="0"/>
+              <w:bottom w:val="single" w:color="000000" w:sz="4" w:space="0" w:shadow="0" w:frame="0"/>
+              <w:right w:val="single" w:color="000000" w:sz="4" w:space="0" w:shadow="0" w:frame="0"/>
+            </w:tcBorders>
+            <w:shd w:val="clear" w:color="auto" w:fill="eaf4fa"/>
             <w:tcMar>
               <w:top w:type="dxa" w:w="80"/>
               <w:left w:type="dxa" w:w="80"/>
@@ -4029,7 +4063,7 @@
                 <w:rtl w:val="0"/>
                 <w:lang w:val="en-US"/>
               </w:rPr>
-              <w:t>Source-text snippet supporting the classification</w:t>
+              <w:t>Short explanation for why this Value Stream is linked to the ER</w:t>
             </w:r>
           </w:p>
         </w:tc>
@@ -4050,7 +4084,7 @@
               <w:bottom w:val="single" w:color="000000" w:sz="4" w:space="0" w:shadow="0" w:frame="0"/>
               <w:right w:val="single" w:color="000000" w:sz="4" w:space="0" w:shadow="0" w:frame="0"/>
             </w:tcBorders>
-            <w:shd w:val="clear" w:color="auto" w:fill="eaf4fa"/>
+            <w:shd w:val="clear" w:color="auto" w:fill="ffffff"/>
             <w:tcMar>
               <w:top w:type="dxa" w:w="80"/>
               <w:left w:type="dxa" w:w="80"/>
@@ -4072,20 +4106,20 @@
                 <w:rtl w:val="0"/>
                 <w:lang w:val="en-US"/>
               </w:rPr>
-              <w:t>themeDescription</w:t>
-            </w:r>
-          </w:p>
-        </w:tc>
-        <w:tc>
-          <w:tcPr>
-            <w:tcW w:type="dxa" w:w="5400"/>
-            <w:tcBorders>
-              <w:top w:val="single" w:color="000000" w:sz="4" w:space="0" w:shadow="0" w:frame="0"/>
-              <w:left w:val="single" w:color="000000" w:sz="4" w:space="0" w:shadow="0" w:frame="0"/>
-              <w:bottom w:val="single" w:color="000000" w:sz="4" w:space="0" w:shadow="0" w:frame="0"/>
-              <w:right w:val="single" w:color="000000" w:sz="4" w:space="0" w:shadow="0" w:frame="0"/>
-            </w:tcBorders>
-            <w:shd w:val="clear" w:color="auto" w:fill="eaf4fa"/>
+              <w:t>evidence</w:t>
+            </w:r>
+          </w:p>
+        </w:tc>
+        <w:tc>
+          <w:tcPr>
+            <w:tcW w:type="dxa" w:w="5400"/>
+            <w:tcBorders>
+              <w:top w:val="single" w:color="000000" w:sz="4" w:space="0" w:shadow="0" w:frame="0"/>
+              <w:left w:val="single" w:color="000000" w:sz="4" w:space="0" w:shadow="0" w:frame="0"/>
+              <w:bottom w:val="single" w:color="000000" w:sz="4" w:space="0" w:shadow="0" w:frame="0"/>
+              <w:right w:val="single" w:color="000000" w:sz="4" w:space="0" w:shadow="0" w:frame="0"/>
+            </w:tcBorders>
+            <w:shd w:val="clear" w:color="auto" w:fill="ffffff"/>
             <w:tcMar>
               <w:top w:type="dxa" w:w="80"/>
               <w:left w:type="dxa" w:w="80"/>
@@ -4107,85 +4141,7 @@
                 <w:rtl w:val="0"/>
                 <w:lang w:val="en-US"/>
               </w:rPr>
-              <w:t>Cleaned Theme description from Jira</w:t>
-            </w:r>
-          </w:p>
-        </w:tc>
-      </w:tr>
-      <w:tr>
-        <w:tblPrEx>
-          <w:shd w:val="clear" w:color="auto" w:fill="ced7e7"/>
-        </w:tblPrEx>
-        <w:trPr>
-          <w:trHeight w:val="195" w:hRule="atLeast"/>
-        </w:trPr>
-        <w:tc>
-          <w:tcPr>
-            <w:tcW w:type="dxa" w:w="5400"/>
-            <w:tcBorders>
-              <w:top w:val="single" w:color="000000" w:sz="4" w:space="0" w:shadow="0" w:frame="0"/>
-              <w:left w:val="single" w:color="000000" w:sz="4" w:space="0" w:shadow="0" w:frame="0"/>
-              <w:bottom w:val="single" w:color="000000" w:sz="4" w:space="0" w:shadow="0" w:frame="0"/>
-              <w:right w:val="single" w:color="000000" w:sz="4" w:space="0" w:shadow="0" w:frame="0"/>
-            </w:tcBorders>
-            <w:shd w:val="clear" w:color="auto" w:fill="ffffff"/>
-            <w:tcMar>
-              <w:top w:type="dxa" w:w="80"/>
-              <w:left w:type="dxa" w:w="80"/>
-              <w:bottom w:type="dxa" w:w="80"/>
-              <w:right w:type="dxa" w:w="80"/>
-            </w:tcMar>
-            <w:vAlign w:val="center"/>
-          </w:tcPr>
-          <w:p>
-            <w:pPr>
-              <w:pStyle w:val="Body A"/>
-              <w:spacing w:after="0" w:line="240" w:lineRule="auto"/>
-            </w:pPr>
-            <w:r>
-              <w:rPr>
-                <w:sz w:val="15"/>
-                <w:szCs w:val="15"/>
-                <w:shd w:val="nil" w:color="auto" w:fill="auto"/>
-                <w:rtl w:val="0"/>
-                <w:lang w:val="en-US"/>
-              </w:rPr>
-              <w:t>themeTitle</w:t>
-            </w:r>
-          </w:p>
-        </w:tc>
-        <w:tc>
-          <w:tcPr>
-            <w:tcW w:type="dxa" w:w="5400"/>
-            <w:tcBorders>
-              <w:top w:val="single" w:color="000000" w:sz="4" w:space="0" w:shadow="0" w:frame="0"/>
-              <w:left w:val="single" w:color="000000" w:sz="4" w:space="0" w:shadow="0" w:frame="0"/>
-              <w:bottom w:val="single" w:color="000000" w:sz="4" w:space="0" w:shadow="0" w:frame="0"/>
-              <w:right w:val="single" w:color="000000" w:sz="4" w:space="0" w:shadow="0" w:frame="0"/>
-            </w:tcBorders>
-            <w:shd w:val="clear" w:color="auto" w:fill="ffffff"/>
-            <w:tcMar>
-              <w:top w:type="dxa" w:w="80"/>
-              <w:left w:type="dxa" w:w="80"/>
-              <w:bottom w:type="dxa" w:w="80"/>
-              <w:right w:type="dxa" w:w="80"/>
-            </w:tcMar>
-            <w:vAlign w:val="center"/>
-          </w:tcPr>
-          <w:p>
-            <w:pPr>
-              <w:pStyle w:val="Body A"/>
-              <w:spacing w:after="0" w:line="240" w:lineRule="auto"/>
-            </w:pPr>
-            <w:r>
-              <w:rPr>
-                <w:sz w:val="15"/>
-                <w:szCs w:val="15"/>
-                <w:shd w:val="nil" w:color="auto" w:fill="auto"/>
-                <w:rtl w:val="0"/>
-                <w:lang w:val="en-US"/>
-              </w:rPr>
-              <w:t>Theme title / summary from Jira</w:t>
+              <w:t>Source-text snippet supporting the classification</w:t>
             </w:r>
           </w:p>
         </w:tc>
@@ -4236,7 +4192,7 @@
             </w14:solidFill>
           </w14:textFill>
         </w:rPr>
-        <w:t>4.4 idp_idmt_data - historical IDMT index document</w:t>
+        <w:t>4.4 Cosmos Value Stream catalogue document - top-level fields</w:t>
       </w:r>
     </w:p>
     <w:tbl>
@@ -4285,28 +4241,7 @@
             <w:vAlign w:val="center"/>
           </w:tcPr>
           <w:p>
-            <w:pPr>
-              <w:pStyle w:val="Body A"/>
-              <w:spacing w:after="0" w:line="240" w:lineRule="auto"/>
-            </w:pPr>
-            <w:r>
-              <w:rPr>
-                <w:b w:val="1"/>
-                <w:bCs w:val="1"/>
-                <w:outline w:val="0"/>
-                <w:color w:val="ffffff"/>
-                <w:sz w:val="16"/>
-                <w:szCs w:val="16"/>
-                <w:u w:color="ffffff"/>
-                <w:shd w:val="nil" w:color="auto" w:fill="auto"/>
-                <w:rtl w:val="0"/>
-                <w:lang w:val="en-US"/>
-                <w14:textFill>
-                  <w14:solidFill>
-                    <w14:srgbClr w14:val="FFFFFF"/>
-                  </w14:solidFill>
-                </w14:textFill>
-              </w:rPr>
+            <w:r>
               <w:t>Field</w:t>
             </w:r>
           </w:p>
@@ -4330,28 +4265,7 @@
             <w:vAlign w:val="center"/>
           </w:tcPr>
           <w:p>
-            <w:pPr>
-              <w:pStyle w:val="Body A"/>
-              <w:spacing w:after="0" w:line="240" w:lineRule="auto"/>
-            </w:pPr>
-            <w:r>
-              <w:rPr>
-                <w:b w:val="1"/>
-                <w:bCs w:val="1"/>
-                <w:outline w:val="0"/>
-                <w:color w:val="ffffff"/>
-                <w:sz w:val="16"/>
-                <w:szCs w:val="16"/>
-                <w:u w:color="ffffff"/>
-                <w:shd w:val="nil" w:color="auto" w:fill="auto"/>
-                <w:rtl w:val="0"/>
-                <w:lang w:val="en-US"/>
-                <w14:textFill>
-                  <w14:solidFill>
-                    <w14:srgbClr w14:val="FFFFFF"/>
-                  </w14:solidFill>
-                </w14:textFill>
-              </w:rPr>
+            <w:r>
               <w:t>Description</w:t>
             </w:r>
           </w:p>
@@ -4383,18 +4297,7 @@
             <w:vAlign w:val="center"/>
           </w:tcPr>
           <w:p>
-            <w:pPr>
-              <w:pStyle w:val="Body A"/>
-              <w:spacing w:after="0" w:line="240" w:lineRule="auto"/>
-            </w:pPr>
-            <w:r>
-              <w:rPr>
-                <w:sz w:val="15"/>
-                <w:szCs w:val="15"/>
-                <w:shd w:val="nil" w:color="auto" w:fill="auto"/>
-                <w:rtl w:val="0"/>
-                <w:lang w:val="en-US"/>
-              </w:rPr>
+            <w:r>
               <w:t>id</w:t>
             </w:r>
           </w:p>
@@ -4418,19 +4321,8 @@
             <w:vAlign w:val="center"/>
           </w:tcPr>
           <w:p>
-            <w:pPr>
-              <w:pStyle w:val="Body A"/>
-              <w:spacing w:after="0" w:line="240" w:lineRule="auto"/>
-            </w:pPr>
-            <w:r>
-              <w:rPr>
-                <w:sz w:val="15"/>
-                <w:szCs w:val="15"/>
-                <w:shd w:val="nil" w:color="auto" w:fill="auto"/>
-                <w:rtl w:val="0"/>
-                <w:lang w:val="en-US"/>
-              </w:rPr>
-              <w:t>Search document key</w:t>
+            <w:r>
+              <w:t>Document id / catalogue key (equals the approved Value Stream id)</w:t>
             </w:r>
           </w:p>
         </w:tc>
@@ -4461,18 +4353,7 @@
             <w:vAlign w:val="center"/>
           </w:tcPr>
           <w:p>
-            <w:pPr>
-              <w:pStyle w:val="Body A"/>
-              <w:spacing w:after="0" w:line="240" w:lineRule="auto"/>
-            </w:pPr>
-            <w:r>
-              <w:rPr>
-                <w:sz w:val="15"/>
-                <w:szCs w:val="15"/>
-                <w:shd w:val="nil" w:color="auto" w:fill="auto"/>
-                <w:rtl w:val="0"/>
-                <w:lang w:val="en-US"/>
-              </w:rPr>
+            <w:r>
               <w:t>source</w:t>
             </w:r>
           </w:p>
@@ -4496,19 +4377,8 @@
             <w:vAlign w:val="center"/>
           </w:tcPr>
           <w:p>
-            <w:pPr>
-              <w:pStyle w:val="Body A"/>
-              <w:spacing w:after="0" w:line="240" w:lineRule="auto"/>
-            </w:pPr>
-            <w:r>
-              <w:rPr>
-                <w:sz w:val="15"/>
-                <w:szCs w:val="15"/>
-                <w:shd w:val="nil" w:color="auto" w:fill="auto"/>
-                <w:rtl w:val="0"/>
-                <w:lang w:val="en-US"/>
-              </w:rPr>
-              <w:t>Origin system</w:t>
+            <w:r>
+              <w:t>Catalogue source, e.g., Sightline</w:t>
             </w:r>
           </w:p>
         </w:tc>
@@ -4539,19 +4409,8 @@
             <w:vAlign w:val="center"/>
           </w:tcPr>
           <w:p>
-            <w:pPr>
-              <w:pStyle w:val="Body A"/>
-              <w:spacing w:after="0" w:line="240" w:lineRule="auto"/>
-            </w:pPr>
-            <w:r>
-              <w:rPr>
-                <w:sz w:val="15"/>
-                <w:szCs w:val="15"/>
-                <w:shd w:val="nil" w:color="auto" w:fill="auto"/>
-                <w:rtl w:val="0"/>
-                <w:lang w:val="en-US"/>
-              </w:rPr>
-              <w:t>sourceId</w:t>
+            <w:r>
+              <w:t>entityType</w:t>
             </w:r>
           </w:p>
         </w:tc>
@@ -4574,19 +4433,8 @@
             <w:vAlign w:val="center"/>
           </w:tcPr>
           <w:p>
-            <w:pPr>
-              <w:pStyle w:val="Body A"/>
-              <w:spacing w:after="0" w:line="240" w:lineRule="auto"/>
-            </w:pPr>
-            <w:r>
-              <w:rPr>
-                <w:sz w:val="15"/>
-                <w:szCs w:val="15"/>
-                <w:shd w:val="nil" w:color="auto" w:fill="auto"/>
-                <w:rtl w:val="0"/>
-                <w:lang w:val="en-US"/>
-              </w:rPr>
-              <w:t>Source ticket key</w:t>
+            <w:r>
+              <w:t>valueStream</w:t>
             </w:r>
           </w:p>
         </w:tc>
@@ -4617,19 +4465,8 @@
             <w:vAlign w:val="center"/>
           </w:tcPr>
           <w:p>
-            <w:pPr>
-              <w:pStyle w:val="Body A"/>
-              <w:spacing w:after="0" w:line="240" w:lineRule="auto"/>
-            </w:pPr>
-            <w:r>
-              <w:rPr>
-                <w:sz w:val="15"/>
-                <w:szCs w:val="15"/>
-                <w:shd w:val="nil" w:color="auto" w:fill="auto"/>
-                <w:rtl w:val="0"/>
-                <w:lang w:val="en-US"/>
-              </w:rPr>
-              <w:t>entityType</w:t>
+            <w:r>
+              <w:t>parentId</w:t>
             </w:r>
           </w:p>
         </w:tc>
@@ -4652,19 +4489,8 @@
             <w:vAlign w:val="center"/>
           </w:tcPr>
           <w:p>
-            <w:pPr>
-              <w:pStyle w:val="Body A"/>
-              <w:spacing w:after="0" w:line="240" w:lineRule="auto"/>
-            </w:pPr>
-            <w:r>
-              <w:rPr>
-                <w:sz w:val="15"/>
-                <w:szCs w:val="15"/>
-                <w:shd w:val="nil" w:color="auto" w:fill="auto"/>
-                <w:rtl w:val="0"/>
-                <w:lang w:val="en-US"/>
-              </w:rPr>
-              <w:t>Indexed entity category, e.g., historicalIdmtDocument</w:t>
+            <w:r>
+              <w:t>Parent catalogue id where applicable</w:t>
             </w:r>
           </w:p>
         </w:tc>
@@ -4695,19 +4521,8 @@
             <w:vAlign w:val="center"/>
           </w:tcPr>
           <w:p>
-            <w:pPr>
-              <w:pStyle w:val="Body A"/>
-              <w:spacing w:after="0" w:line="240" w:lineRule="auto"/>
-            </w:pPr>
-            <w:r>
-              <w:rPr>
-                <w:sz w:val="15"/>
-                <w:szCs w:val="15"/>
-                <w:shd w:val="nil" w:color="auto" w:fill="auto"/>
-                <w:rtl w:val="0"/>
-                <w:lang w:val="en-US"/>
-              </w:rPr>
-              <w:t>parentId</w:t>
+            <w:r>
+              <w:t>parentEntityType</w:t>
             </w:r>
           </w:p>
         </w:tc>
@@ -4730,19 +4545,8 @@
             <w:vAlign w:val="center"/>
           </w:tcPr>
           <w:p>
-            <w:pPr>
-              <w:pStyle w:val="Body A"/>
-              <w:spacing w:after="0" w:line="240" w:lineRule="auto"/>
-            </w:pPr>
-            <w:r>
-              <w:rPr>
-                <w:sz w:val="15"/>
-                <w:szCs w:val="15"/>
-                <w:shd w:val="nil" w:color="auto" w:fill="auto"/>
-                <w:rtl w:val="0"/>
-                <w:lang w:val="en-US"/>
-              </w:rPr>
-              <w:t>Parent entity id where applicable</w:t>
+            <w:r>
+              <w:t>Parent catalogue entity type where applicable</w:t>
             </w:r>
           </w:p>
         </w:tc>
@@ -4773,19 +4577,8 @@
             <w:vAlign w:val="center"/>
           </w:tcPr>
           <w:p>
-            <w:pPr>
-              <w:pStyle w:val="Body A"/>
-              <w:spacing w:after="0" w:line="240" w:lineRule="auto"/>
-            </w:pPr>
-            <w:r>
-              <w:rPr>
-                <w:sz w:val="15"/>
-                <w:szCs w:val="15"/>
-                <w:shd w:val="nil" w:color="auto" w:fill="auto"/>
-                <w:rtl w:val="0"/>
-                <w:lang w:val="en-US"/>
-              </w:rPr>
-              <w:t>parentEntityType</w:t>
+            <w:r>
+              <w:t>createdAt</w:t>
             </w:r>
           </w:p>
         </w:tc>
@@ -4808,19 +4601,8 @@
             <w:vAlign w:val="center"/>
           </w:tcPr>
           <w:p>
-            <w:pPr>
-              <w:pStyle w:val="Body A"/>
-              <w:spacing w:after="0" w:line="240" w:lineRule="auto"/>
-            </w:pPr>
-            <w:r>
-              <w:rPr>
-                <w:sz w:val="15"/>
-                <w:szCs w:val="15"/>
-                <w:shd w:val="nil" w:color="auto" w:fill="auto"/>
-                <w:rtl w:val="0"/>
-                <w:lang w:val="en-US"/>
-              </w:rPr>
-              <w:t>Parent entity type where applicable</w:t>
+            <w:r>
+              <w:t>Catalogue creation timestamp when available</w:t>
             </w:r>
           </w:p>
         </w:tc>
@@ -4851,19 +4633,8 @@
             <w:vAlign w:val="center"/>
           </w:tcPr>
           <w:p>
-            <w:pPr>
-              <w:pStyle w:val="Body A"/>
-              <w:spacing w:after="0" w:line="240" w:lineRule="auto"/>
-            </w:pPr>
-            <w:r>
-              <w:rPr>
-                <w:sz w:val="15"/>
-                <w:szCs w:val="15"/>
-                <w:shd w:val="nil" w:color="auto" w:fill="auto"/>
-                <w:rtl w:val="0"/>
-                <w:lang w:val="en-US"/>
-              </w:rPr>
-              <w:t>createdAt</w:t>
+            <w:r>
+              <w:t>createdBy</w:t>
             </w:r>
           </w:p>
         </w:tc>
@@ -4886,19 +4657,8 @@
             <w:vAlign w:val="center"/>
           </w:tcPr>
           <w:p>
-            <w:pPr>
-              <w:pStyle w:val="Body A"/>
-              <w:spacing w:after="0" w:line="240" w:lineRule="auto"/>
-            </w:pPr>
-            <w:r>
-              <w:rPr>
-                <w:sz w:val="15"/>
-                <w:szCs w:val="15"/>
-                <w:shd w:val="nil" w:color="auto" w:fill="auto"/>
-                <w:rtl w:val="0"/>
-                <w:lang w:val="en-US"/>
-              </w:rPr>
-              <w:t>Source creation timestamp</w:t>
+            <w:r>
+              <w:t>Catalogue creator / actor when available</w:t>
             </w:r>
           </w:p>
         </w:tc>
@@ -4929,19 +4689,8 @@
             <w:vAlign w:val="center"/>
           </w:tcPr>
           <w:p>
-            <w:pPr>
-              <w:pStyle w:val="Body A"/>
-              <w:spacing w:after="0" w:line="240" w:lineRule="auto"/>
-            </w:pPr>
-            <w:r>
-              <w:rPr>
-                <w:sz w:val="15"/>
-                <w:szCs w:val="15"/>
-                <w:shd w:val="nil" w:color="auto" w:fill="auto"/>
-                <w:rtl w:val="0"/>
-                <w:lang w:val="en-US"/>
-              </w:rPr>
-              <w:t>createdBy</w:t>
+            <w:r>
+              <w:t>modifiedAt</w:t>
             </w:r>
           </w:p>
         </w:tc>
@@ -4964,19 +4713,8 @@
             <w:vAlign w:val="center"/>
           </w:tcPr>
           <w:p>
-            <w:pPr>
-              <w:pStyle w:val="Body A"/>
-              <w:spacing w:after="0" w:line="240" w:lineRule="auto"/>
-            </w:pPr>
-            <w:r>
-              <w:rPr>
-                <w:sz w:val="15"/>
-                <w:szCs w:val="15"/>
-                <w:shd w:val="nil" w:color="auto" w:fill="auto"/>
-                <w:rtl w:val="0"/>
-                <w:lang w:val="en-US"/>
-              </w:rPr>
-              <w:t>Source creator / actor</w:t>
+            <w:r>
+              <w:t>Catalogue update timestamp when available</w:t>
             </w:r>
           </w:p>
         </w:tc>
@@ -5007,19 +4745,8 @@
             <w:vAlign w:val="center"/>
           </w:tcPr>
           <w:p>
-            <w:pPr>
-              <w:pStyle w:val="Body A"/>
-              <w:spacing w:after="0" w:line="240" w:lineRule="auto"/>
-            </w:pPr>
-            <w:r>
-              <w:rPr>
-                <w:sz w:val="15"/>
-                <w:szCs w:val="15"/>
-                <w:shd w:val="nil" w:color="auto" w:fill="auto"/>
-                <w:rtl w:val="0"/>
-                <w:lang w:val="en-US"/>
-              </w:rPr>
-              <w:t>modifiedAt</w:t>
+            <w:r>
+              <w:t>modifiedBy</w:t>
             </w:r>
           </w:p>
         </w:tc>
@@ -5042,19 +4769,8 @@
             <w:vAlign w:val="center"/>
           </w:tcPr>
           <w:p>
-            <w:pPr>
-              <w:pStyle w:val="Body A"/>
-              <w:spacing w:after="0" w:line="240" w:lineRule="auto"/>
-            </w:pPr>
-            <w:r>
-              <w:rPr>
-                <w:sz w:val="15"/>
-                <w:szCs w:val="15"/>
-                <w:shd w:val="nil" w:color="auto" w:fill="auto"/>
-                <w:rtl w:val="0"/>
-                <w:lang w:val="en-US"/>
-              </w:rPr>
-              <w:t>Source modification timestamp</w:t>
+            <w:r>
+              <w:t>Catalogue modifier / actor when available</w:t>
             </w:r>
           </w:p>
         </w:tc>
@@ -5085,19 +4801,8 @@
             <w:vAlign w:val="center"/>
           </w:tcPr>
           <w:p>
-            <w:pPr>
-              <w:pStyle w:val="Body A"/>
-              <w:spacing w:after="0" w:line="240" w:lineRule="auto"/>
-            </w:pPr>
-            <w:r>
-              <w:rPr>
-                <w:sz w:val="15"/>
-                <w:szCs w:val="15"/>
-                <w:shd w:val="nil" w:color="auto" w:fill="auto"/>
-                <w:rtl w:val="0"/>
-                <w:lang w:val="en-US"/>
-              </w:rPr>
-              <w:t>modifiedBy</w:t>
+            <w:r>
+              <w:t>properties</w:t>
             </w:r>
           </w:p>
         </w:tc>
@@ -5120,278 +4825,14 @@
             <w:vAlign w:val="center"/>
           </w:tcPr>
           <w:p>
-            <w:pPr>
-              <w:pStyle w:val="Body A"/>
-              <w:spacing w:after="0" w:line="240" w:lineRule="auto"/>
-            </w:pPr>
-            <w:r>
-              <w:rPr>
-                <w:sz w:val="15"/>
-                <w:szCs w:val="15"/>
-                <w:shd w:val="nil" w:color="auto" w:fill="auto"/>
-                <w:rtl w:val="0"/>
-                <w:lang w:val="en-US"/>
-              </w:rPr>
-              <w:t>Source modifier / actor</w:t>
-            </w:r>
-          </w:p>
-        </w:tc>
-      </w:tr>
-      <w:tr>
-        <w:tblPrEx>
-          <w:shd w:val="clear" w:color="auto" w:fill="ced7e7"/>
-        </w:tblPrEx>
-        <w:trPr>
-          <w:trHeight w:val="375" w:hRule="atLeast"/>
-        </w:trPr>
-        <w:tc>
-          <w:tcPr>
-            <w:tcW w:type="dxa" w:w="5400"/>
-            <w:tcBorders>
-              <w:top w:val="single" w:color="000000" w:sz="4" w:space="0" w:shadow="0" w:frame="0"/>
-              <w:left w:val="single" w:color="000000" w:sz="4" w:space="0" w:shadow="0" w:frame="0"/>
-              <w:bottom w:val="single" w:color="000000" w:sz="4" w:space="0" w:shadow="0" w:frame="0"/>
-              <w:right w:val="single" w:color="000000" w:sz="4" w:space="0" w:shadow="0" w:frame="0"/>
-            </w:tcBorders>
-            <w:shd w:val="clear" w:color="auto" w:fill="eaf4fa"/>
-            <w:tcMar>
-              <w:top w:type="dxa" w:w="80"/>
-              <w:left w:type="dxa" w:w="80"/>
-              <w:bottom w:type="dxa" w:w="80"/>
-              <w:right w:type="dxa" w:w="80"/>
-            </w:tcMar>
-            <w:vAlign w:val="center"/>
-          </w:tcPr>
-          <w:p>
-            <w:pPr>
-              <w:pStyle w:val="Body A"/>
-              <w:spacing w:after="0" w:line="240" w:lineRule="auto"/>
-            </w:pPr>
-            <w:r>
-              <w:rPr>
-                <w:sz w:val="15"/>
-                <w:szCs w:val="15"/>
-                <w:shd w:val="nil" w:color="auto" w:fill="auto"/>
-                <w:rtl w:val="0"/>
-                <w:lang w:val="en-US"/>
-              </w:rPr>
-              <w:t>content</w:t>
-            </w:r>
-          </w:p>
-        </w:tc>
-        <w:tc>
-          <w:tcPr>
-            <w:tcW w:type="dxa" w:w="5400"/>
-            <w:tcBorders>
-              <w:top w:val="single" w:color="000000" w:sz="4" w:space="0" w:shadow="0" w:frame="0"/>
-              <w:left w:val="single" w:color="000000" w:sz="4" w:space="0" w:shadow="0" w:frame="0"/>
-              <w:bottom w:val="single" w:color="000000" w:sz="4" w:space="0" w:shadow="0" w:frame="0"/>
-              <w:right w:val="single" w:color="000000" w:sz="4" w:space="0" w:shadow="0" w:frame="0"/>
-            </w:tcBorders>
-            <w:shd w:val="clear" w:color="auto" w:fill="eaf4fa"/>
-            <w:tcMar>
-              <w:top w:type="dxa" w:w="80"/>
-              <w:left w:type="dxa" w:w="80"/>
-              <w:bottom w:type="dxa" w:w="80"/>
-              <w:right w:type="dxa" w:w="80"/>
-            </w:tcMar>
-            <w:vAlign w:val="center"/>
-          </w:tcPr>
-          <w:p>
-            <w:pPr>
-              <w:pStyle w:val="Body A"/>
-              <w:spacing w:after="0" w:line="240" w:lineRule="auto"/>
-            </w:pPr>
-            <w:r>
-              <w:rPr>
-                <w:sz w:val="15"/>
-                <w:szCs w:val="15"/>
-                <w:shd w:val="nil" w:color="auto" w:fill="auto"/>
-                <w:rtl w:val="0"/>
-                <w:lang w:val="en-US"/>
-              </w:rPr>
-              <w:t>Top-level retrieval text assembled from curated fields; this is the text embedded for search</w:t>
-            </w:r>
-          </w:p>
-        </w:tc>
-      </w:tr>
-      <w:tr>
-        <w:tblPrEx>
-          <w:shd w:val="clear" w:color="auto" w:fill="ced7e7"/>
-        </w:tblPrEx>
-        <w:trPr>
-          <w:trHeight w:val="195" w:hRule="atLeast"/>
-        </w:trPr>
-        <w:tc>
-          <w:tcPr>
-            <w:tcW w:type="dxa" w:w="5400"/>
-            <w:tcBorders>
-              <w:top w:val="single" w:color="000000" w:sz="4" w:space="0" w:shadow="0" w:frame="0"/>
-              <w:left w:val="single" w:color="000000" w:sz="4" w:space="0" w:shadow="0" w:frame="0"/>
-              <w:bottom w:val="single" w:color="000000" w:sz="4" w:space="0" w:shadow="0" w:frame="0"/>
-              <w:right w:val="single" w:color="000000" w:sz="4" w:space="0" w:shadow="0" w:frame="0"/>
-            </w:tcBorders>
-            <w:shd w:val="clear" w:color="auto" w:fill="ffffff"/>
-            <w:tcMar>
-              <w:top w:type="dxa" w:w="80"/>
-              <w:left w:type="dxa" w:w="80"/>
-              <w:bottom w:type="dxa" w:w="80"/>
-              <w:right w:type="dxa" w:w="80"/>
-            </w:tcMar>
-            <w:vAlign w:val="center"/>
-          </w:tcPr>
-          <w:p>
-            <w:pPr>
-              <w:pStyle w:val="Body A"/>
-              <w:spacing w:after="0" w:line="240" w:lineRule="auto"/>
-            </w:pPr>
-            <w:r>
-              <w:rPr>
-                <w:sz w:val="15"/>
-                <w:szCs w:val="15"/>
-                <w:shd w:val="nil" w:color="auto" w:fill="auto"/>
-                <w:rtl w:val="0"/>
-                <w:lang w:val="en-US"/>
-              </w:rPr>
-              <w:t>content_vector</w:t>
-            </w:r>
-          </w:p>
-        </w:tc>
-        <w:tc>
-          <w:tcPr>
-            <w:tcW w:type="dxa" w:w="5400"/>
-            <w:tcBorders>
-              <w:top w:val="single" w:color="000000" w:sz="4" w:space="0" w:shadow="0" w:frame="0"/>
-              <w:left w:val="single" w:color="000000" w:sz="4" w:space="0" w:shadow="0" w:frame="0"/>
-              <w:bottom w:val="single" w:color="000000" w:sz="4" w:space="0" w:shadow="0" w:frame="0"/>
-              <w:right w:val="single" w:color="000000" w:sz="4" w:space="0" w:shadow="0" w:frame="0"/>
-            </w:tcBorders>
-            <w:shd w:val="clear" w:color="auto" w:fill="ffffff"/>
-            <w:tcMar>
-              <w:top w:type="dxa" w:w="80"/>
-              <w:left w:type="dxa" w:w="80"/>
-              <w:bottom w:type="dxa" w:w="80"/>
-              <w:right w:type="dxa" w:w="80"/>
-            </w:tcMar>
-            <w:vAlign w:val="center"/>
-          </w:tcPr>
-          <w:p>
-            <w:pPr>
-              <w:pStyle w:val="Body A"/>
-              <w:spacing w:after="0" w:line="240" w:lineRule="auto"/>
-            </w:pPr>
-            <w:r>
-              <w:rPr>
-                <w:sz w:val="15"/>
-                <w:szCs w:val="15"/>
-                <w:shd w:val="nil" w:color="auto" w:fill="auto"/>
-                <w:rtl w:val="0"/>
-                <w:lang w:val="en-US"/>
-              </w:rPr>
-              <w:t>Top-level embedding vector for content</w:t>
-            </w:r>
-          </w:p>
-        </w:tc>
-      </w:tr>
-      <w:tr>
-        <w:tblPrEx>
-          <w:shd w:val="clear" w:color="auto" w:fill="ced7e7"/>
-        </w:tblPrEx>
-        <w:trPr>
-          <w:trHeight w:val="195" w:hRule="atLeast"/>
-        </w:trPr>
-        <w:tc>
-          <w:tcPr>
-            <w:tcW w:type="dxa" w:w="5400"/>
-            <w:tcBorders>
-              <w:top w:val="single" w:color="000000" w:sz="4" w:space="0" w:shadow="0" w:frame="0"/>
-              <w:left w:val="single" w:color="000000" w:sz="4" w:space="0" w:shadow="0" w:frame="0"/>
-              <w:bottom w:val="single" w:color="000000" w:sz="4" w:space="0" w:shadow="0" w:frame="0"/>
-              <w:right w:val="single" w:color="000000" w:sz="4" w:space="0" w:shadow="0" w:frame="0"/>
-            </w:tcBorders>
-            <w:shd w:val="clear" w:color="auto" w:fill="eaf4fa"/>
-            <w:tcMar>
-              <w:top w:type="dxa" w:w="80"/>
-              <w:left w:type="dxa" w:w="80"/>
-              <w:bottom w:type="dxa" w:w="80"/>
-              <w:right w:type="dxa" w:w="80"/>
-            </w:tcMar>
-            <w:vAlign w:val="center"/>
-          </w:tcPr>
-          <w:p>
-            <w:pPr>
-              <w:pStyle w:val="Body A"/>
-              <w:spacing w:after="0" w:line="240" w:lineRule="auto"/>
-            </w:pPr>
-            <w:r>
-              <w:rPr>
-                <w:sz w:val="15"/>
-                <w:szCs w:val="15"/>
-                <w:shd w:val="nil" w:color="auto" w:fill="auto"/>
-                <w:rtl w:val="0"/>
-                <w:lang w:val="en-US"/>
-              </w:rPr>
-              <w:t>properties</w:t>
-            </w:r>
-          </w:p>
-        </w:tc>
-        <w:tc>
-          <w:tcPr>
-            <w:tcW w:type="dxa" w:w="5400"/>
-            <w:tcBorders>
-              <w:top w:val="single" w:color="000000" w:sz="4" w:space="0" w:shadow="0" w:frame="0"/>
-              <w:left w:val="single" w:color="000000" w:sz="4" w:space="0" w:shadow="0" w:frame="0"/>
-              <w:bottom w:val="single" w:color="000000" w:sz="4" w:space="0" w:shadow="0" w:frame="0"/>
-              <w:right w:val="single" w:color="000000" w:sz="4" w:space="0" w:shadow="0" w:frame="0"/>
-            </w:tcBorders>
-            <w:shd w:val="clear" w:color="auto" w:fill="eaf4fa"/>
-            <w:tcMar>
-              <w:top w:type="dxa" w:w="80"/>
-              <w:left w:type="dxa" w:w="80"/>
-              <w:bottom w:type="dxa" w:w="80"/>
-              <w:right w:type="dxa" w:w="80"/>
-            </w:tcMar>
-            <w:vAlign w:val="center"/>
-          </w:tcPr>
-          <w:p>
-            <w:pPr>
-              <w:pStyle w:val="Body A"/>
-              <w:spacing w:after="0" w:line="240" w:lineRule="auto"/>
-            </w:pPr>
-            <w:r>
-              <w:rPr>
-                <w:sz w:val="15"/>
-                <w:szCs w:val="15"/>
-                <w:shd w:val="nil" w:color="auto" w:fill="auto"/>
-                <w:rtl w:val="0"/>
-                <w:lang w:val="en-US"/>
-              </w:rPr>
-              <w:t>Nested object with extracted fields used for filtering, display and traceability</w:t>
+            <w:r>
+              <w:t>Nested Value Stream catalogue object with the approved stage hierarchy</w:t>
             </w:r>
           </w:p>
         </w:tc>
       </w:tr>
     </w:tbl>
-    <w:p>
-      <w:pPr>
-        <w:pStyle w:val="Body A"/>
-        <w:widowControl w:val="0"/>
-        <w:spacing w:before="100" w:after="80" w:line="240" w:lineRule="auto"/>
-        <w:ind w:left="108" w:hanging="108"/>
-        <w:jc w:val="center"/>
-        <w:rPr>
-          <w:lang w:val="en-US"/>
-        </w:rPr>
-      </w:pPr>
-    </w:p>
-    <w:p>
-      <w:pPr>
-        <w:pStyle w:val="Body A"/>
-        <w:widowControl w:val="0"/>
-        <w:spacing w:before="100" w:after="80" w:line="240" w:lineRule="auto"/>
-        <w:jc w:val="center"/>
-      </w:pPr>
-    </w:p>
+    <w:p/>
     <w:p>
       <w:pPr>
         <w:pStyle w:val="Body A"/>
@@ -5417,7 +4858,7 @@
             </w14:solidFill>
           </w14:textFill>
         </w:rPr>
-        <w:t>4.5 Historical index properties object</w:t>
+        <w:t>4.5 Cosmos catalogue properties object</w:t>
       </w:r>
     </w:p>
     <w:tbl>
@@ -5466,28 +4907,7 @@
             <w:vAlign w:val="center"/>
           </w:tcPr>
           <w:p>
-            <w:pPr>
-              <w:pStyle w:val="Body A"/>
-              <w:spacing w:after="0" w:line="240" w:lineRule="auto"/>
-            </w:pPr>
-            <w:r>
-              <w:rPr>
-                <w:b w:val="1"/>
-                <w:bCs w:val="1"/>
-                <w:outline w:val="0"/>
-                <w:color w:val="ffffff"/>
-                <w:sz w:val="16"/>
-                <w:szCs w:val="16"/>
-                <w:u w:color="ffffff"/>
-                <w:shd w:val="nil" w:color="auto" w:fill="auto"/>
-                <w:rtl w:val="0"/>
-                <w:lang w:val="en-US"/>
-                <w14:textFill>
-                  <w14:solidFill>
-                    <w14:srgbClr w14:val="FFFFFF"/>
-                  </w14:solidFill>
-                </w14:textFill>
-              </w:rPr>
+            <w:r>
               <w:t>Field</w:t>
             </w:r>
           </w:p>
@@ -5511,28 +4931,7 @@
             <w:vAlign w:val="center"/>
           </w:tcPr>
           <w:p>
-            <w:pPr>
-              <w:pStyle w:val="Body A"/>
-              <w:spacing w:after="0" w:line="240" w:lineRule="auto"/>
-            </w:pPr>
-            <w:r>
-              <w:rPr>
-                <w:b w:val="1"/>
-                <w:bCs w:val="1"/>
-                <w:outline w:val="0"/>
-                <w:color w:val="ffffff"/>
-                <w:sz w:val="16"/>
-                <w:szCs w:val="16"/>
-                <w:u w:color="ffffff"/>
-                <w:shd w:val="nil" w:color="auto" w:fill="auto"/>
-                <w:rtl w:val="0"/>
-                <w:lang w:val="en-US"/>
-                <w14:textFill>
-                  <w14:solidFill>
-                    <w14:srgbClr w14:val="FFFFFF"/>
-                  </w14:solidFill>
-                </w14:textFill>
-              </w:rPr>
+            <w:r>
               <w:t>Description</w:t>
             </w:r>
           </w:p>
@@ -5564,19 +4963,8 @@
             <w:vAlign w:val="center"/>
           </w:tcPr>
           <w:p>
-            <w:pPr>
-              <w:pStyle w:val="Body A"/>
-              <w:spacing w:after="0" w:line="240" w:lineRule="auto"/>
-            </w:pPr>
-            <w:r>
-              <w:rPr>
-                <w:sz w:val="15"/>
-                <w:szCs w:val="15"/>
-                <w:shd w:val="nil" w:color="auto" w:fill="auto"/>
-                <w:rtl w:val="0"/>
-                <w:lang w:val="en-US"/>
-              </w:rPr>
-              <w:t>properties.description</w:t>
+            <w:r>
+              <w:t>properties.valueStreamId</w:t>
             </w:r>
           </w:p>
         </w:tc>
@@ -5599,19 +4987,8 @@
             <w:vAlign w:val="center"/>
           </w:tcPr>
           <w:p>
-            <w:pPr>
-              <w:pStyle w:val="Body A"/>
-              <w:spacing w:after="0" w:line="240" w:lineRule="auto"/>
-            </w:pPr>
-            <w:r>
-              <w:rPr>
-                <w:sz w:val="15"/>
-                <w:szCs w:val="15"/>
-                <w:shd w:val="nil" w:color="auto" w:fill="auto"/>
-                <w:rtl w:val="0"/>
-                <w:lang w:val="en-US"/>
-              </w:rPr>
-              <w:t>Cleaned description</w:t>
+            <w:r>
+              <w:t>Approved Value Stream id</w:t>
             </w:r>
           </w:p>
         </w:tc>
@@ -5642,19 +5019,8 @@
             <w:vAlign w:val="center"/>
           </w:tcPr>
           <w:p>
-            <w:pPr>
-              <w:pStyle w:val="Body A"/>
-              <w:spacing w:after="0" w:line="240" w:lineRule="auto"/>
-            </w:pPr>
-            <w:r>
-              <w:rPr>
-                <w:sz w:val="15"/>
-                <w:szCs w:val="15"/>
-                <w:shd w:val="nil" w:color="auto" w:fill="auto"/>
-                <w:rtl w:val="0"/>
-                <w:lang w:val="en-US"/>
-              </w:rPr>
-              <w:t>properties.summary</w:t>
+            <w:r>
+              <w:t>properties.valueStreamName</w:t>
             </w:r>
           </w:p>
         </w:tc>
@@ -5677,19 +5043,8 @@
             <w:vAlign w:val="center"/>
           </w:tcPr>
           <w:p>
-            <w:pPr>
-              <w:pStyle w:val="Body A"/>
-              <w:spacing w:after="0" w:line="240" w:lineRule="auto"/>
-            </w:pPr>
-            <w:r>
-              <w:rPr>
-                <w:sz w:val="15"/>
-                <w:szCs w:val="15"/>
-                <w:shd w:val="nil" w:color="auto" w:fill="auto"/>
-                <w:rtl w:val="0"/>
-                <w:lang w:val="en-US"/>
-              </w:rPr>
-              <w:t>LLM-generated summary</w:t>
+            <w:r>
+              <w:t>Canonical approved Value Stream name</w:t>
             </w:r>
           </w:p>
         </w:tc>
@@ -5720,19 +5075,8 @@
             <w:vAlign w:val="center"/>
           </w:tcPr>
           <w:p>
-            <w:pPr>
-              <w:pStyle w:val="Body A"/>
-              <w:spacing w:after="0" w:line="240" w:lineRule="auto"/>
-            </w:pPr>
-            <w:r>
-              <w:rPr>
-                <w:sz w:val="15"/>
-                <w:szCs w:val="15"/>
-                <w:shd w:val="nil" w:color="auto" w:fill="auto"/>
-                <w:rtl w:val="0"/>
-                <w:lang w:val="en-US"/>
-              </w:rPr>
-              <w:t>properties.keyTerms</w:t>
+            <w:r>
+              <w:t>properties.valueStreamDescription</w:t>
             </w:r>
           </w:p>
         </w:tc>
@@ -5755,19 +5099,8 @@
             <w:vAlign w:val="center"/>
           </w:tcPr>
           <w:p>
-            <w:pPr>
-              <w:pStyle w:val="Body A"/>
-              <w:spacing w:after="0" w:line="240" w:lineRule="auto"/>
-            </w:pPr>
-            <w:r>
-              <w:rPr>
-                <w:sz w:val="15"/>
-                <w:szCs w:val="15"/>
-                <w:shd w:val="nil" w:color="auto" w:fill="auto"/>
-                <w:rtl w:val="0"/>
-                <w:lang w:val="en-US"/>
-              </w:rPr>
-              <w:t>Extracted key terms</w:t>
+            <w:r>
+              <w:t>Approved Value Stream description</w:t>
             </w:r>
           </w:p>
         </w:tc>
@@ -5798,19 +5131,8 @@
             <w:vAlign w:val="center"/>
           </w:tcPr>
           <w:p>
-            <w:pPr>
-              <w:pStyle w:val="Body A"/>
-              <w:spacing w:after="0" w:line="240" w:lineRule="auto"/>
-            </w:pPr>
-            <w:r>
-              <w:rPr>
-                <w:sz w:val="15"/>
-                <w:szCs w:val="15"/>
-                <w:shd w:val="nil" w:color="auto" w:fill="auto"/>
-                <w:rtl w:val="0"/>
-                <w:lang w:val="en-US"/>
-              </w:rPr>
-              <w:t>properties.businessProblem</w:t>
+            <w:r>
+              <w:t>properties.valueStages</w:t>
             </w:r>
           </w:p>
         </w:tc>
@@ -5833,278 +5155,14 @@
             <w:vAlign w:val="center"/>
           </w:tcPr>
           <w:p>
-            <w:pPr>
-              <w:pStyle w:val="Body A"/>
-              <w:spacing w:after="0" w:line="240" w:lineRule="auto"/>
-            </w:pPr>
-            <w:r>
-              <w:rPr>
-                <w:sz w:val="15"/>
-                <w:szCs w:val="15"/>
-                <w:shd w:val="nil" w:color="auto" w:fill="auto"/>
-                <w:rtl w:val="0"/>
-                <w:lang w:val="en-US"/>
-              </w:rPr>
-              <w:t>Extracted business problem</w:t>
-            </w:r>
-          </w:p>
-        </w:tc>
-      </w:tr>
-      <w:tr>
-        <w:tblPrEx>
-          <w:shd w:val="clear" w:color="auto" w:fill="ced7e7"/>
-        </w:tblPrEx>
-        <w:trPr>
-          <w:trHeight w:val="195" w:hRule="atLeast"/>
-        </w:trPr>
-        <w:tc>
-          <w:tcPr>
-            <w:tcW w:type="dxa" w:w="5400"/>
-            <w:tcBorders>
-              <w:top w:val="single" w:color="000000" w:sz="4" w:space="0" w:shadow="0" w:frame="0"/>
-              <w:left w:val="single" w:color="000000" w:sz="4" w:space="0" w:shadow="0" w:frame="0"/>
-              <w:bottom w:val="single" w:color="000000" w:sz="4" w:space="0" w:shadow="0" w:frame="0"/>
-              <w:right w:val="single" w:color="000000" w:sz="4" w:space="0" w:shadow="0" w:frame="0"/>
-            </w:tcBorders>
-            <w:shd w:val="clear" w:color="auto" w:fill="eaf4fa"/>
-            <w:tcMar>
-              <w:top w:type="dxa" w:w="80"/>
-              <w:left w:type="dxa" w:w="80"/>
-              <w:bottom w:type="dxa" w:w="80"/>
-              <w:right w:type="dxa" w:w="80"/>
-            </w:tcMar>
-            <w:vAlign w:val="center"/>
-          </w:tcPr>
-          <w:p>
-            <w:pPr>
-              <w:pStyle w:val="Body A"/>
-              <w:spacing w:after="0" w:line="240" w:lineRule="auto"/>
-            </w:pPr>
-            <w:r>
-              <w:rPr>
-                <w:sz w:val="15"/>
-                <w:szCs w:val="15"/>
-                <w:shd w:val="nil" w:color="auto" w:fill="auto"/>
-                <w:rtl w:val="0"/>
-                <w:lang w:val="en-US"/>
-              </w:rPr>
-              <w:t>properties.businessCapability</w:t>
-            </w:r>
-          </w:p>
-        </w:tc>
-        <w:tc>
-          <w:tcPr>
-            <w:tcW w:type="dxa" w:w="5400"/>
-            <w:tcBorders>
-              <w:top w:val="single" w:color="000000" w:sz="4" w:space="0" w:shadow="0" w:frame="0"/>
-              <w:left w:val="single" w:color="000000" w:sz="4" w:space="0" w:shadow="0" w:frame="0"/>
-              <w:bottom w:val="single" w:color="000000" w:sz="4" w:space="0" w:shadow="0" w:frame="0"/>
-              <w:right w:val="single" w:color="000000" w:sz="4" w:space="0" w:shadow="0" w:frame="0"/>
-            </w:tcBorders>
-            <w:shd w:val="clear" w:color="auto" w:fill="eaf4fa"/>
-            <w:tcMar>
-              <w:top w:type="dxa" w:w="80"/>
-              <w:left w:type="dxa" w:w="80"/>
-              <w:bottom w:type="dxa" w:w="80"/>
-              <w:right w:type="dxa" w:w="80"/>
-            </w:tcMar>
-            <w:vAlign w:val="center"/>
-          </w:tcPr>
-          <w:p>
-            <w:pPr>
-              <w:pStyle w:val="Body A"/>
-              <w:spacing w:after="0" w:line="240" w:lineRule="auto"/>
-            </w:pPr>
-            <w:r>
-              <w:rPr>
-                <w:sz w:val="15"/>
-                <w:szCs w:val="15"/>
-                <w:shd w:val="nil" w:color="auto" w:fill="auto"/>
-                <w:rtl w:val="0"/>
-                <w:lang w:val="en-US"/>
-              </w:rPr>
-              <w:t>Extracted business capability</w:t>
-            </w:r>
-          </w:p>
-        </w:tc>
-      </w:tr>
-      <w:tr>
-        <w:tblPrEx>
-          <w:shd w:val="clear" w:color="auto" w:fill="ced7e7"/>
-        </w:tblPrEx>
-        <w:trPr>
-          <w:trHeight w:val="195" w:hRule="atLeast"/>
-        </w:trPr>
-        <w:tc>
-          <w:tcPr>
-            <w:tcW w:type="dxa" w:w="5400"/>
-            <w:tcBorders>
-              <w:top w:val="single" w:color="000000" w:sz="4" w:space="0" w:shadow="0" w:frame="0"/>
-              <w:left w:val="single" w:color="000000" w:sz="4" w:space="0" w:shadow="0" w:frame="0"/>
-              <w:bottom w:val="single" w:color="000000" w:sz="4" w:space="0" w:shadow="0" w:frame="0"/>
-              <w:right w:val="single" w:color="000000" w:sz="4" w:space="0" w:shadow="0" w:frame="0"/>
-            </w:tcBorders>
-            <w:shd w:val="clear" w:color="auto" w:fill="ffffff"/>
-            <w:tcMar>
-              <w:top w:type="dxa" w:w="80"/>
-              <w:left w:type="dxa" w:w="80"/>
-              <w:bottom w:type="dxa" w:w="80"/>
-              <w:right w:type="dxa" w:w="80"/>
-            </w:tcMar>
-            <w:vAlign w:val="center"/>
-          </w:tcPr>
-          <w:p>
-            <w:pPr>
-              <w:pStyle w:val="Body A"/>
-              <w:spacing w:after="0" w:line="240" w:lineRule="auto"/>
-            </w:pPr>
-            <w:r>
-              <w:rPr>
-                <w:sz w:val="15"/>
-                <w:szCs w:val="15"/>
-                <w:shd w:val="nil" w:color="auto" w:fill="auto"/>
-                <w:rtl w:val="0"/>
-                <w:lang w:val="en-US"/>
-              </w:rPr>
-              <w:t>properties.stakeholders</w:t>
-            </w:r>
-          </w:p>
-        </w:tc>
-        <w:tc>
-          <w:tcPr>
-            <w:tcW w:type="dxa" w:w="5400"/>
-            <w:tcBorders>
-              <w:top w:val="single" w:color="000000" w:sz="4" w:space="0" w:shadow="0" w:frame="0"/>
-              <w:left w:val="single" w:color="000000" w:sz="4" w:space="0" w:shadow="0" w:frame="0"/>
-              <w:bottom w:val="single" w:color="000000" w:sz="4" w:space="0" w:shadow="0" w:frame="0"/>
-              <w:right w:val="single" w:color="000000" w:sz="4" w:space="0" w:shadow="0" w:frame="0"/>
-            </w:tcBorders>
-            <w:shd w:val="clear" w:color="auto" w:fill="ffffff"/>
-            <w:tcMar>
-              <w:top w:type="dxa" w:w="80"/>
-              <w:left w:type="dxa" w:w="80"/>
-              <w:bottom w:type="dxa" w:w="80"/>
-              <w:right w:type="dxa" w:w="80"/>
-            </w:tcMar>
-            <w:vAlign w:val="center"/>
-          </w:tcPr>
-          <w:p>
-            <w:pPr>
-              <w:pStyle w:val="Body A"/>
-              <w:spacing w:after="0" w:line="240" w:lineRule="auto"/>
-            </w:pPr>
-            <w:r>
-              <w:rPr>
-                <w:sz w:val="15"/>
-                <w:szCs w:val="15"/>
-                <w:shd w:val="nil" w:color="auto" w:fill="auto"/>
-                <w:rtl w:val="0"/>
-                <w:lang w:val="en-US"/>
-              </w:rPr>
-              <w:t>Extracted stakeholders</w:t>
-            </w:r>
-          </w:p>
-        </w:tc>
-      </w:tr>
-      <w:tr>
-        <w:tblPrEx>
-          <w:shd w:val="clear" w:color="auto" w:fill="ced7e7"/>
-        </w:tblPrEx>
-        <w:trPr>
-          <w:trHeight w:val="195" w:hRule="atLeast"/>
-        </w:trPr>
-        <w:tc>
-          <w:tcPr>
-            <w:tcW w:type="dxa" w:w="5400"/>
-            <w:tcBorders>
-              <w:top w:val="single" w:color="000000" w:sz="4" w:space="0" w:shadow="0" w:frame="0"/>
-              <w:left w:val="single" w:color="000000" w:sz="4" w:space="0" w:shadow="0" w:frame="0"/>
-              <w:bottom w:val="single" w:color="000000" w:sz="4" w:space="0" w:shadow="0" w:frame="0"/>
-              <w:right w:val="single" w:color="000000" w:sz="4" w:space="0" w:shadow="0" w:frame="0"/>
-            </w:tcBorders>
-            <w:shd w:val="clear" w:color="auto" w:fill="eaf4fa"/>
-            <w:tcMar>
-              <w:top w:type="dxa" w:w="80"/>
-              <w:left w:type="dxa" w:w="80"/>
-              <w:bottom w:type="dxa" w:w="80"/>
-              <w:right w:type="dxa" w:w="80"/>
-            </w:tcMar>
-            <w:vAlign w:val="center"/>
-          </w:tcPr>
-          <w:p>
-            <w:pPr>
-              <w:pStyle w:val="Body A"/>
-              <w:spacing w:after="0" w:line="240" w:lineRule="auto"/>
-            </w:pPr>
-            <w:r>
-              <w:rPr>
-                <w:sz w:val="15"/>
-                <w:szCs w:val="15"/>
-                <w:shd w:val="nil" w:color="auto" w:fill="auto"/>
-                <w:rtl w:val="0"/>
-                <w:lang w:val="en-US"/>
-              </w:rPr>
-              <w:t>properties.systemsAndProducts</w:t>
-            </w:r>
-          </w:p>
-        </w:tc>
-        <w:tc>
-          <w:tcPr>
-            <w:tcW w:type="dxa" w:w="5400"/>
-            <w:tcBorders>
-              <w:top w:val="single" w:color="000000" w:sz="4" w:space="0" w:shadow="0" w:frame="0"/>
-              <w:left w:val="single" w:color="000000" w:sz="4" w:space="0" w:shadow="0" w:frame="0"/>
-              <w:bottom w:val="single" w:color="000000" w:sz="4" w:space="0" w:shadow="0" w:frame="0"/>
-              <w:right w:val="single" w:color="000000" w:sz="4" w:space="0" w:shadow="0" w:frame="0"/>
-            </w:tcBorders>
-            <w:shd w:val="clear" w:color="auto" w:fill="eaf4fa"/>
-            <w:tcMar>
-              <w:top w:type="dxa" w:w="80"/>
-              <w:left w:type="dxa" w:w="80"/>
-              <w:bottom w:type="dxa" w:w="80"/>
-              <w:right w:type="dxa" w:w="80"/>
-            </w:tcMar>
-            <w:vAlign w:val="center"/>
-          </w:tcPr>
-          <w:p>
-            <w:pPr>
-              <w:pStyle w:val="Body A"/>
-              <w:spacing w:after="0" w:line="240" w:lineRule="auto"/>
-            </w:pPr>
-            <w:r>
-              <w:rPr>
-                <w:sz w:val="15"/>
-                <w:szCs w:val="15"/>
-                <w:shd w:val="nil" w:color="auto" w:fill="auto"/>
-                <w:rtl w:val="0"/>
-                <w:lang w:val="en-US"/>
-              </w:rPr>
-              <w:t>Extracted systems/products</w:t>
+            <w:r>
+              <w:t>Array of approved Value Stage objects for this Value Stream; expanded below. This is the allowed-stage catalogue point-read by valueStreamId at stage generation time.</w:t>
             </w:r>
           </w:p>
         </w:tc>
       </w:tr>
     </w:tbl>
-    <w:p>
-      <w:pPr>
-        <w:pStyle w:val="Body A"/>
-        <w:widowControl w:val="0"/>
-        <w:spacing w:before="100" w:after="80" w:line="240" w:lineRule="auto"/>
-        <w:ind w:left="108" w:hanging="108"/>
-        <w:jc w:val="center"/>
-        <w:rPr>
-          <w:lang w:val="en-US"/>
-        </w:rPr>
-      </w:pPr>
-    </w:p>
-    <w:p>
-      <w:pPr>
-        <w:pStyle w:val="Body A"/>
-        <w:widowControl w:val="0"/>
-        <w:spacing w:before="100" w:after="80" w:line="240" w:lineRule="auto"/>
-        <w:jc w:val="center"/>
-      </w:pPr>
-    </w:p>
+    <w:p/>
     <w:p>
       <w:pPr>
         <w:pStyle w:val="Body A"/>
@@ -6130,7 +5188,7 @@
             </w14:solidFill>
           </w14:textFill>
         </w:rPr>
-        <w:t>4.6 idp_idmt_data - Value Stream index document</w:t>
+        <w:t>4.6 Cosmos catalogue properties.valueStages array object</w:t>
       </w:r>
     </w:p>
     <w:tbl>
@@ -6179,28 +5237,7 @@
             <w:vAlign w:val="center"/>
           </w:tcPr>
           <w:p>
-            <w:pPr>
-              <w:pStyle w:val="Body A"/>
-              <w:spacing w:after="0" w:line="240" w:lineRule="auto"/>
-            </w:pPr>
-            <w:r>
-              <w:rPr>
-                <w:b w:val="1"/>
-                <w:bCs w:val="1"/>
-                <w:outline w:val="0"/>
-                <w:color w:val="ffffff"/>
-                <w:sz w:val="16"/>
-                <w:szCs w:val="16"/>
-                <w:u w:color="ffffff"/>
-                <w:shd w:val="nil" w:color="auto" w:fill="auto"/>
-                <w:rtl w:val="0"/>
-                <w:lang w:val="en-US"/>
-                <w14:textFill>
-                  <w14:solidFill>
-                    <w14:srgbClr w14:val="FFFFFF"/>
-                  </w14:solidFill>
-                </w14:textFill>
-              </w:rPr>
+            <w:r>
               <w:t>Field</w:t>
             </w:r>
           </w:p>
@@ -6224,28 +5261,7 @@
             <w:vAlign w:val="center"/>
           </w:tcPr>
           <w:p>
-            <w:pPr>
-              <w:pStyle w:val="Body A"/>
-              <w:spacing w:after="0" w:line="240" w:lineRule="auto"/>
-            </w:pPr>
-            <w:r>
-              <w:rPr>
-                <w:b w:val="1"/>
-                <w:bCs w:val="1"/>
-                <w:outline w:val="0"/>
-                <w:color w:val="ffffff"/>
-                <w:sz w:val="16"/>
-                <w:szCs w:val="16"/>
-                <w:u w:color="ffffff"/>
-                <w:shd w:val="nil" w:color="auto" w:fill="auto"/>
-                <w:rtl w:val="0"/>
-                <w:lang w:val="en-US"/>
-                <w14:textFill>
-                  <w14:solidFill>
-                    <w14:srgbClr w14:val="FFFFFF"/>
-                  </w14:solidFill>
-                </w14:textFill>
-              </w:rPr>
+            <w:r>
               <w:t>Description</w:t>
             </w:r>
           </w:p>
@@ -6277,19 +5293,8 @@
             <w:vAlign w:val="center"/>
           </w:tcPr>
           <w:p>
-            <w:pPr>
-              <w:pStyle w:val="Body A"/>
-              <w:spacing w:after="0" w:line="240" w:lineRule="auto"/>
-            </w:pPr>
-            <w:r>
-              <w:rPr>
-                <w:sz w:val="15"/>
-                <w:szCs w:val="15"/>
-                <w:shd w:val="nil" w:color="auto" w:fill="auto"/>
-                <w:rtl w:val="0"/>
-                <w:lang w:val="en-US"/>
-              </w:rPr>
-              <w:t>id</w:t>
+            <w:r>
+              <w:t>stageId</w:t>
             </w:r>
           </w:p>
         </w:tc>
@@ -6312,19 +5317,8 @@
             <w:vAlign w:val="center"/>
           </w:tcPr>
           <w:p>
-            <w:pPr>
-              <w:pStyle w:val="Body A"/>
-              <w:spacing w:after="0" w:line="240" w:lineRule="auto"/>
-            </w:pPr>
-            <w:r>
-              <w:rPr>
-                <w:sz w:val="15"/>
-                <w:szCs w:val="15"/>
-                <w:shd w:val="nil" w:color="auto" w:fill="auto"/>
-                <w:rtl w:val="0"/>
-                <w:lang w:val="en-US"/>
-              </w:rPr>
-              <w:t>Search document key</w:t>
+            <w:r>
+              <w:t>Approved Value Stage id</w:t>
             </w:r>
           </w:p>
         </w:tc>
@@ -6355,19 +5349,8 @@
             <w:vAlign w:val="center"/>
           </w:tcPr>
           <w:p>
-            <w:pPr>
-              <w:pStyle w:val="Body A"/>
-              <w:spacing w:after="0" w:line="240" w:lineRule="auto"/>
-            </w:pPr>
-            <w:r>
-              <w:rPr>
-                <w:sz w:val="15"/>
-                <w:szCs w:val="15"/>
-                <w:shd w:val="nil" w:color="auto" w:fill="auto"/>
-                <w:rtl w:val="0"/>
-                <w:lang w:val="en-US"/>
-              </w:rPr>
-              <w:t>source</w:t>
+            <w:r>
+              <w:t>stageName</w:t>
             </w:r>
           </w:p>
         </w:tc>
@@ -6390,19 +5373,8 @@
             <w:vAlign w:val="center"/>
           </w:tcPr>
           <w:p>
-            <w:pPr>
-              <w:pStyle w:val="Body A"/>
-              <w:spacing w:after="0" w:line="240" w:lineRule="auto"/>
-            </w:pPr>
-            <w:r>
-              <w:rPr>
-                <w:sz w:val="15"/>
-                <w:szCs w:val="15"/>
-                <w:shd w:val="nil" w:color="auto" w:fill="auto"/>
-                <w:rtl w:val="0"/>
-                <w:lang w:val="en-US"/>
-              </w:rPr>
-              <w:t>Catalogue source, e.g., Sightline</w:t>
+            <w:r>
+              <w:t>Approved Value Stage name; the generated Epic title carries this name</w:t>
             </w:r>
           </w:p>
         </w:tc>
@@ -6433,19 +5405,8 @@
             <w:vAlign w:val="center"/>
           </w:tcPr>
           <w:p>
-            <w:pPr>
-              <w:pStyle w:val="Body A"/>
-              <w:spacing w:after="0" w:line="240" w:lineRule="auto"/>
-            </w:pPr>
-            <w:r>
-              <w:rPr>
-                <w:sz w:val="15"/>
-                <w:szCs w:val="15"/>
-                <w:shd w:val="nil" w:color="auto" w:fill="auto"/>
-                <w:rtl w:val="0"/>
-                <w:lang w:val="en-US"/>
-              </w:rPr>
-              <w:t>entityType</w:t>
+            <w:r>
+              <w:t>stageDescription</w:t>
             </w:r>
           </w:p>
         </w:tc>
@@ -6468,19 +5429,8 @@
             <w:vAlign w:val="center"/>
           </w:tcPr>
           <w:p>
-            <w:pPr>
-              <w:pStyle w:val="Body A"/>
-              <w:spacing w:after="0" w:line="240" w:lineRule="auto"/>
-            </w:pPr>
-            <w:r>
-              <w:rPr>
-                <w:sz w:val="15"/>
-                <w:szCs w:val="15"/>
-                <w:shd w:val="nil" w:color="auto" w:fill="auto"/>
-                <w:rtl w:val="0"/>
-                <w:lang w:val="en-US"/>
-              </w:rPr>
-              <w:t>valueStream</w:t>
+            <w:r>
+              <w:t>Approved Value Stage description</w:t>
             </w:r>
           </w:p>
         </w:tc>
@@ -6511,19 +5461,8 @@
             <w:vAlign w:val="center"/>
           </w:tcPr>
           <w:p>
-            <w:pPr>
-              <w:pStyle w:val="Body A"/>
-              <w:spacing w:after="0" w:line="240" w:lineRule="auto"/>
-            </w:pPr>
-            <w:r>
-              <w:rPr>
-                <w:sz w:val="15"/>
-                <w:szCs w:val="15"/>
-                <w:shd w:val="nil" w:color="auto" w:fill="auto"/>
-                <w:rtl w:val="0"/>
-                <w:lang w:val="en-US"/>
-              </w:rPr>
-              <w:t>parentId</w:t>
+            <w:r>
+              <w:t>capabilitiesL2</w:t>
             </w:r>
           </w:p>
         </w:tc>
@@ -6546,19 +5485,8 @@
             <w:vAlign w:val="center"/>
           </w:tcPr>
           <w:p>
-            <w:pPr>
-              <w:pStyle w:val="Body A"/>
-              <w:spacing w:after="0" w:line="240" w:lineRule="auto"/>
-            </w:pPr>
-            <w:r>
-              <w:rPr>
-                <w:sz w:val="15"/>
-                <w:szCs w:val="15"/>
-                <w:shd w:val="nil" w:color="auto" w:fill="auto"/>
-                <w:rtl w:val="0"/>
-                <w:lang w:val="en-US"/>
-              </w:rPr>
-              <w:t>Parent catalogue id where applicable</w:t>
+            <w:r>
+              <w:t>Array of L2 capability objects for the stage {id, name, description}; expanded below</w:t>
             </w:r>
           </w:p>
         </w:tc>
@@ -6589,19 +5517,8 @@
             <w:vAlign w:val="center"/>
           </w:tcPr>
           <w:p>
-            <w:pPr>
-              <w:pStyle w:val="Body A"/>
-              <w:spacing w:after="0" w:line="240" w:lineRule="auto"/>
-            </w:pPr>
-            <w:r>
-              <w:rPr>
-                <w:sz w:val="15"/>
-                <w:szCs w:val="15"/>
-                <w:shd w:val="nil" w:color="auto" w:fill="auto"/>
-                <w:rtl w:val="0"/>
-                <w:lang w:val="en-US"/>
-              </w:rPr>
-              <w:t>parentEntityType</w:t>
+            <w:r>
+              <w:t>capabilitiesL3</w:t>
             </w:r>
           </w:p>
         </w:tc>
@@ -6624,19 +5541,114 @@
             <w:vAlign w:val="center"/>
           </w:tcPr>
           <w:p>
-            <w:pPr>
-              <w:pStyle w:val="Body A"/>
-              <w:spacing w:after="0" w:line="240" w:lineRule="auto"/>
-            </w:pPr>
-            <w:r>
-              <w:rPr>
-                <w:sz w:val="15"/>
-                <w:szCs w:val="15"/>
-                <w:shd w:val="nil" w:color="auto" w:fill="auto"/>
-                <w:rtl w:val="0"/>
-                <w:lang w:val="en-US"/>
-              </w:rPr>
-              <w:t>Parent catalogue entity type where applicable</w:t>
+            <w:r>
+              <w:t>Array of L3 capability objects for the stage {id, name, description}; expanded below</w:t>
+            </w:r>
+          </w:p>
+        </w:tc>
+      </w:tr>
+    </w:tbl>
+    <w:p/>
+    <w:p>
+      <w:pPr>
+        <w:pStyle w:val="Body A"/>
+        <w:spacing w:before="100" w:after="80"/>
+        <w:rPr>
+          <w:lang w:val="en-US"/>
+        </w:rPr>
+      </w:pPr>
+      <w:r>
+        <w:rPr>
+          <w:b w:val="1"/>
+          <w:bCs w:val="1"/>
+          <w:outline w:val="0"/>
+          <w:color w:val="1f6f9f"/>
+          <w:sz w:val="24"/>
+          <w:szCs w:val="24"/>
+          <w:u w:color="1f6f9f"/>
+          <w:rtl w:val="0"/>
+          <w:lang w:val="en-US"/>
+          <w14:textFill>
+            <w14:solidFill>
+              <w14:srgbClr w14:val="1F6F9F"/>
+            </w14:solidFill>
+          </w14:textFill>
+        </w:rPr>
+        <w:t>4.7 Cosmos catalogue L2 / L3 capability object</w:t>
+      </w:r>
+    </w:p>
+    <w:tbl>
+      <w:tblPr>
+        <w:tblW w:w="10800" w:type="dxa"/>
+        <w:jc w:val="center"/>
+        <w:tblInd w:w="216" w:type="dxa"/>
+        <w:tblBorders>
+          <w:top w:val="single" w:color="ffffff" w:sz="8" w:space="0" w:shadow="0" w:frame="0"/>
+          <w:left w:val="single" w:color="ffffff" w:sz="8" w:space="0" w:shadow="0" w:frame="0"/>
+          <w:bottom w:val="single" w:color="ffffff" w:sz="8" w:space="0" w:shadow="0" w:frame="0"/>
+          <w:right w:val="single" w:color="ffffff" w:sz="8" w:space="0" w:shadow="0" w:frame="0"/>
+          <w:insideH w:val="single" w:color="ffffff" w:sz="8" w:space="0" w:shadow="0" w:frame="0"/>
+          <w:insideV w:val="single" w:color="ffffff" w:sz="8" w:space="0" w:shadow="0" w:frame="0"/>
+        </w:tblBorders>
+        <w:shd w:val="clear" w:color="auto" w:fill="ced7e7"/>
+        <w:tblLayout w:type="fixed"/>
+      </w:tblPr>
+      <w:tblGrid>
+        <w:gridCol w:w="5400"/>
+        <w:gridCol w:w="5400"/>
+      </w:tblGrid>
+      <w:tr>
+        <w:tblPrEx>
+          <w:shd w:val="clear" w:color="auto" w:fill="ced7e7"/>
+        </w:tblPrEx>
+        <w:trPr>
+          <w:trHeight w:val="195" w:hRule="atLeast"/>
+        </w:trPr>
+        <w:tc>
+          <w:tcPr>
+            <w:tcW w:type="dxa" w:w="5400"/>
+            <w:tcBorders>
+              <w:top w:val="single" w:color="000000" w:sz="4" w:space="0" w:shadow="0" w:frame="0"/>
+              <w:left w:val="single" w:color="000000" w:sz="4" w:space="0" w:shadow="0" w:frame="0"/>
+              <w:bottom w:val="single" w:color="000000" w:sz="4" w:space="0" w:shadow="0" w:frame="0"/>
+              <w:right w:val="single" w:color="000000" w:sz="4" w:space="0" w:shadow="0" w:frame="0"/>
+            </w:tcBorders>
+            <w:shd w:val="clear" w:color="auto" w:fill="1f6f9f"/>
+            <w:tcMar>
+              <w:top w:type="dxa" w:w="80"/>
+              <w:left w:type="dxa" w:w="80"/>
+              <w:bottom w:type="dxa" w:w="80"/>
+              <w:right w:type="dxa" w:w="80"/>
+            </w:tcMar>
+            <w:vAlign w:val="center"/>
+          </w:tcPr>
+          <w:p>
+            <w:r>
+              <w:t>Field</w:t>
+            </w:r>
+          </w:p>
+        </w:tc>
+        <w:tc>
+          <w:tcPr>
+            <w:tcW w:type="dxa" w:w="5400"/>
+            <w:tcBorders>
+              <w:top w:val="single" w:color="000000" w:sz="4" w:space="0" w:shadow="0" w:frame="0"/>
+              <w:left w:val="single" w:color="000000" w:sz="4" w:space="0" w:shadow="0" w:frame="0"/>
+              <w:bottom w:val="single" w:color="000000" w:sz="4" w:space="0" w:shadow="0" w:frame="0"/>
+              <w:right w:val="single" w:color="000000" w:sz="4" w:space="0" w:shadow="0" w:frame="0"/>
+            </w:tcBorders>
+            <w:shd w:val="clear" w:color="auto" w:fill="1f6f9f"/>
+            <w:tcMar>
+              <w:top w:type="dxa" w:w="80"/>
+              <w:left w:type="dxa" w:w="80"/>
+              <w:bottom w:type="dxa" w:w="80"/>
+              <w:right w:type="dxa" w:w="80"/>
+            </w:tcMar>
+            <w:vAlign w:val="center"/>
+          </w:tcPr>
+          <w:p>
+            <w:r>
+              <w:t>Description</w:t>
             </w:r>
           </w:p>
         </w:tc>
@@ -6657,64 +5669,42 @@
               <w:bottom w:val="single" w:color="000000" w:sz="4" w:space="0" w:shadow="0" w:frame="0"/>
               <w:right w:val="single" w:color="000000" w:sz="4" w:space="0" w:shadow="0" w:frame="0"/>
             </w:tcBorders>
-            <w:shd w:val="clear" w:color="auto" w:fill="ffffff"/>
-            <w:tcMar>
-              <w:top w:type="dxa" w:w="80"/>
-              <w:left w:type="dxa" w:w="80"/>
-              <w:bottom w:type="dxa" w:w="80"/>
-              <w:right w:type="dxa" w:w="80"/>
-            </w:tcMar>
-            <w:vAlign w:val="center"/>
-          </w:tcPr>
-          <w:p>
-            <w:pPr>
-              <w:pStyle w:val="Body A"/>
-              <w:spacing w:after="0" w:line="240" w:lineRule="auto"/>
-            </w:pPr>
-            <w:r>
-              <w:rPr>
-                <w:sz w:val="15"/>
-                <w:szCs w:val="15"/>
-                <w:shd w:val="nil" w:color="auto" w:fill="auto"/>
-                <w:rtl w:val="0"/>
-                <w:lang w:val="en-US"/>
-              </w:rPr>
-              <w:t>createdAt</w:t>
-            </w:r>
-          </w:p>
-        </w:tc>
-        <w:tc>
-          <w:tcPr>
-            <w:tcW w:type="dxa" w:w="5400"/>
-            <w:tcBorders>
-              <w:top w:val="single" w:color="000000" w:sz="4" w:space="0" w:shadow="0" w:frame="0"/>
-              <w:left w:val="single" w:color="000000" w:sz="4" w:space="0" w:shadow="0" w:frame="0"/>
-              <w:bottom w:val="single" w:color="000000" w:sz="4" w:space="0" w:shadow="0" w:frame="0"/>
-              <w:right w:val="single" w:color="000000" w:sz="4" w:space="0" w:shadow="0" w:frame="0"/>
-            </w:tcBorders>
-            <w:shd w:val="clear" w:color="auto" w:fill="ffffff"/>
-            <w:tcMar>
-              <w:top w:type="dxa" w:w="80"/>
-              <w:left w:type="dxa" w:w="80"/>
-              <w:bottom w:type="dxa" w:w="80"/>
-              <w:right w:type="dxa" w:w="80"/>
-            </w:tcMar>
-            <w:vAlign w:val="center"/>
-          </w:tcPr>
-          <w:p>
-            <w:pPr>
-              <w:pStyle w:val="Body A"/>
-              <w:spacing w:after="0" w:line="240" w:lineRule="auto"/>
-            </w:pPr>
-            <w:r>
-              <w:rPr>
-                <w:sz w:val="15"/>
-                <w:szCs w:val="15"/>
-                <w:shd w:val="nil" w:color="auto" w:fill="auto"/>
-                <w:rtl w:val="0"/>
-                <w:lang w:val="en-US"/>
-              </w:rPr>
-              <w:t>Catalogue creation timestamp when available</w:t>
+            <w:shd w:val="clear" w:color="auto" w:fill="eaf4fa"/>
+            <w:tcMar>
+              <w:top w:type="dxa" w:w="80"/>
+              <w:left w:type="dxa" w:w="80"/>
+              <w:bottom w:type="dxa" w:w="80"/>
+              <w:right w:type="dxa" w:w="80"/>
+            </w:tcMar>
+            <w:vAlign w:val="center"/>
+          </w:tcPr>
+          <w:p>
+            <w:r>
+              <w:t>id</w:t>
+            </w:r>
+          </w:p>
+        </w:tc>
+        <w:tc>
+          <w:tcPr>
+            <w:tcW w:type="dxa" w:w="5400"/>
+            <w:tcBorders>
+              <w:top w:val="single" w:color="000000" w:sz="4" w:space="0" w:shadow="0" w:frame="0"/>
+              <w:left w:val="single" w:color="000000" w:sz="4" w:space="0" w:shadow="0" w:frame="0"/>
+              <w:bottom w:val="single" w:color="000000" w:sz="4" w:space="0" w:shadow="0" w:frame="0"/>
+              <w:right w:val="single" w:color="000000" w:sz="4" w:space="0" w:shadow="0" w:frame="0"/>
+            </w:tcBorders>
+            <w:shd w:val="clear" w:color="auto" w:fill="eaf4fa"/>
+            <w:tcMar>
+              <w:top w:type="dxa" w:w="80"/>
+              <w:left w:type="dxa" w:w="80"/>
+              <w:bottom w:type="dxa" w:w="80"/>
+              <w:right w:type="dxa" w:w="80"/>
+            </w:tcMar>
+            <w:vAlign w:val="center"/>
+          </w:tcPr>
+          <w:p>
+            <w:r>
+              <w:t>Capability id</w:t>
             </w:r>
           </w:p>
         </w:tc>
@@ -6735,64 +5725,42 @@
               <w:bottom w:val="single" w:color="000000" w:sz="4" w:space="0" w:shadow="0" w:frame="0"/>
               <w:right w:val="single" w:color="000000" w:sz="4" w:space="0" w:shadow="0" w:frame="0"/>
             </w:tcBorders>
-            <w:shd w:val="clear" w:color="auto" w:fill="eaf4fa"/>
-            <w:tcMar>
-              <w:top w:type="dxa" w:w="80"/>
-              <w:left w:type="dxa" w:w="80"/>
-              <w:bottom w:type="dxa" w:w="80"/>
-              <w:right w:type="dxa" w:w="80"/>
-            </w:tcMar>
-            <w:vAlign w:val="center"/>
-          </w:tcPr>
-          <w:p>
-            <w:pPr>
-              <w:pStyle w:val="Body A"/>
-              <w:spacing w:after="0" w:line="240" w:lineRule="auto"/>
-            </w:pPr>
-            <w:r>
-              <w:rPr>
-                <w:sz w:val="15"/>
-                <w:szCs w:val="15"/>
-                <w:shd w:val="nil" w:color="auto" w:fill="auto"/>
-                <w:rtl w:val="0"/>
-                <w:lang w:val="en-US"/>
-              </w:rPr>
-              <w:t>createdBy</w:t>
-            </w:r>
-          </w:p>
-        </w:tc>
-        <w:tc>
-          <w:tcPr>
-            <w:tcW w:type="dxa" w:w="5400"/>
-            <w:tcBorders>
-              <w:top w:val="single" w:color="000000" w:sz="4" w:space="0" w:shadow="0" w:frame="0"/>
-              <w:left w:val="single" w:color="000000" w:sz="4" w:space="0" w:shadow="0" w:frame="0"/>
-              <w:bottom w:val="single" w:color="000000" w:sz="4" w:space="0" w:shadow="0" w:frame="0"/>
-              <w:right w:val="single" w:color="000000" w:sz="4" w:space="0" w:shadow="0" w:frame="0"/>
-            </w:tcBorders>
-            <w:shd w:val="clear" w:color="auto" w:fill="eaf4fa"/>
-            <w:tcMar>
-              <w:top w:type="dxa" w:w="80"/>
-              <w:left w:type="dxa" w:w="80"/>
-              <w:bottom w:type="dxa" w:w="80"/>
-              <w:right w:type="dxa" w:w="80"/>
-            </w:tcMar>
-            <w:vAlign w:val="center"/>
-          </w:tcPr>
-          <w:p>
-            <w:pPr>
-              <w:pStyle w:val="Body A"/>
-              <w:spacing w:after="0" w:line="240" w:lineRule="auto"/>
-            </w:pPr>
-            <w:r>
-              <w:rPr>
-                <w:sz w:val="15"/>
-                <w:szCs w:val="15"/>
-                <w:shd w:val="nil" w:color="auto" w:fill="auto"/>
-                <w:rtl w:val="0"/>
-                <w:lang w:val="en-US"/>
-              </w:rPr>
-              <w:t>Catalogue creator / actor when available</w:t>
+            <w:shd w:val="clear" w:color="auto" w:fill="ffffff"/>
+            <w:tcMar>
+              <w:top w:type="dxa" w:w="80"/>
+              <w:left w:type="dxa" w:w="80"/>
+              <w:bottom w:type="dxa" w:w="80"/>
+              <w:right w:type="dxa" w:w="80"/>
+            </w:tcMar>
+            <w:vAlign w:val="center"/>
+          </w:tcPr>
+          <w:p>
+            <w:r>
+              <w:t>name</w:t>
+            </w:r>
+          </w:p>
+        </w:tc>
+        <w:tc>
+          <w:tcPr>
+            <w:tcW w:type="dxa" w:w="5400"/>
+            <w:tcBorders>
+              <w:top w:val="single" w:color="000000" w:sz="4" w:space="0" w:shadow="0" w:frame="0"/>
+              <w:left w:val="single" w:color="000000" w:sz="4" w:space="0" w:shadow="0" w:frame="0"/>
+              <w:bottom w:val="single" w:color="000000" w:sz="4" w:space="0" w:shadow="0" w:frame="0"/>
+              <w:right w:val="single" w:color="000000" w:sz="4" w:space="0" w:shadow="0" w:frame="0"/>
+            </w:tcBorders>
+            <w:shd w:val="clear" w:color="auto" w:fill="ffffff"/>
+            <w:tcMar>
+              <w:top w:type="dxa" w:w="80"/>
+              <w:left w:type="dxa" w:w="80"/>
+              <w:bottom w:type="dxa" w:w="80"/>
+              <w:right w:type="dxa" w:w="80"/>
+            </w:tcMar>
+            <w:vAlign w:val="center"/>
+          </w:tcPr>
+          <w:p>
+            <w:r>
+              <w:t>Capability name</w:t>
             </w:r>
           </w:p>
         </w:tc>
@@ -6813,64 +5781,190 @@
               <w:bottom w:val="single" w:color="000000" w:sz="4" w:space="0" w:shadow="0" w:frame="0"/>
               <w:right w:val="single" w:color="000000" w:sz="4" w:space="0" w:shadow="0" w:frame="0"/>
             </w:tcBorders>
-            <w:shd w:val="clear" w:color="auto" w:fill="ffffff"/>
-            <w:tcMar>
-              <w:top w:type="dxa" w:w="80"/>
-              <w:left w:type="dxa" w:w="80"/>
-              <w:bottom w:type="dxa" w:w="80"/>
-              <w:right w:type="dxa" w:w="80"/>
-            </w:tcMar>
-            <w:vAlign w:val="center"/>
-          </w:tcPr>
-          <w:p>
-            <w:pPr>
-              <w:pStyle w:val="Body A"/>
-              <w:spacing w:after="0" w:line="240" w:lineRule="auto"/>
-            </w:pPr>
-            <w:r>
-              <w:rPr>
-                <w:sz w:val="15"/>
-                <w:szCs w:val="15"/>
-                <w:shd w:val="nil" w:color="auto" w:fill="auto"/>
-                <w:rtl w:val="0"/>
-                <w:lang w:val="en-US"/>
-              </w:rPr>
-              <w:t>modifiedAt</w:t>
-            </w:r>
-          </w:p>
-        </w:tc>
-        <w:tc>
-          <w:tcPr>
-            <w:tcW w:type="dxa" w:w="5400"/>
-            <w:tcBorders>
-              <w:top w:val="single" w:color="000000" w:sz="4" w:space="0" w:shadow="0" w:frame="0"/>
-              <w:left w:val="single" w:color="000000" w:sz="4" w:space="0" w:shadow="0" w:frame="0"/>
-              <w:bottom w:val="single" w:color="000000" w:sz="4" w:space="0" w:shadow="0" w:frame="0"/>
-              <w:right w:val="single" w:color="000000" w:sz="4" w:space="0" w:shadow="0" w:frame="0"/>
-            </w:tcBorders>
-            <w:shd w:val="clear" w:color="auto" w:fill="ffffff"/>
-            <w:tcMar>
-              <w:top w:type="dxa" w:w="80"/>
-              <w:left w:type="dxa" w:w="80"/>
-              <w:bottom w:type="dxa" w:w="80"/>
-              <w:right w:type="dxa" w:w="80"/>
-            </w:tcMar>
-            <w:vAlign w:val="center"/>
-          </w:tcPr>
-          <w:p>
-            <w:pPr>
-              <w:pStyle w:val="Body A"/>
-              <w:spacing w:after="0" w:line="240" w:lineRule="auto"/>
-            </w:pPr>
-            <w:r>
-              <w:rPr>
-                <w:sz w:val="15"/>
-                <w:szCs w:val="15"/>
-                <w:shd w:val="nil" w:color="auto" w:fill="auto"/>
-                <w:rtl w:val="0"/>
-                <w:lang w:val="en-US"/>
-              </w:rPr>
-              <w:t>Catalogue update timestamp when available</w:t>
+            <w:shd w:val="clear" w:color="auto" w:fill="eaf4fa"/>
+            <w:tcMar>
+              <w:top w:type="dxa" w:w="80"/>
+              <w:left w:type="dxa" w:w="80"/>
+              <w:bottom w:type="dxa" w:w="80"/>
+              <w:right w:type="dxa" w:w="80"/>
+            </w:tcMar>
+            <w:vAlign w:val="center"/>
+          </w:tcPr>
+          <w:p>
+            <w:r>
+              <w:t>description</w:t>
+            </w:r>
+          </w:p>
+        </w:tc>
+        <w:tc>
+          <w:tcPr>
+            <w:tcW w:type="dxa" w:w="5400"/>
+            <w:tcBorders>
+              <w:top w:val="single" w:color="000000" w:sz="4" w:space="0" w:shadow="0" w:frame="0"/>
+              <w:left w:val="single" w:color="000000" w:sz="4" w:space="0" w:shadow="0" w:frame="0"/>
+              <w:bottom w:val="single" w:color="000000" w:sz="4" w:space="0" w:shadow="0" w:frame="0"/>
+              <w:right w:val="single" w:color="000000" w:sz="4" w:space="0" w:shadow="0" w:frame="0"/>
+            </w:tcBorders>
+            <w:shd w:val="clear" w:color="auto" w:fill="eaf4fa"/>
+            <w:tcMar>
+              <w:top w:type="dxa" w:w="80"/>
+              <w:left w:type="dxa" w:w="80"/>
+              <w:bottom w:type="dxa" w:w="80"/>
+              <w:right w:type="dxa" w:w="80"/>
+            </w:tcMar>
+            <w:vAlign w:val="center"/>
+          </w:tcPr>
+          <w:p>
+            <w:r>
+              <w:t>Capability description</w:t>
+            </w:r>
+          </w:p>
+        </w:tc>
+      </w:tr>
+    </w:tbl>
+    <w:p/>
+    <w:p>
+      <w:pPr>
+        <w:pStyle w:val="Body A"/>
+        <w:spacing w:before="100" w:after="80"/>
+        <w:rPr>
+          <w:lang w:val="en-US"/>
+        </w:rPr>
+      </w:pPr>
+      <w:r>
+        <w:rPr>
+          <w:b w:val="1"/>
+          <w:bCs w:val="1"/>
+          <w:outline w:val="0"/>
+          <w:color w:val="1f6f9f"/>
+          <w:sz w:val="24"/>
+          <w:szCs w:val="24"/>
+          <w:u w:color="1f6f9f"/>
+          <w:rtl w:val="0"/>
+          <w:lang w:val="en-US"/>
+          <w14:textFill>
+            <w14:solidFill>
+              <w14:srgbClr w14:val="1F6F9F"/>
+            </w14:solidFill>
+          </w14:textFill>
+        </w:rPr>
+        <w:t>4.8 idp_idmt_data - historical IDMT index document</w:t>
+      </w:r>
+    </w:p>
+    <w:tbl>
+      <w:tblPr>
+        <w:tblW w:w="10800" w:type="dxa"/>
+        <w:jc w:val="center"/>
+        <w:tblInd w:w="216" w:type="dxa"/>
+        <w:tblBorders>
+          <w:top w:val="single" w:color="ffffff" w:sz="8" w:space="0" w:shadow="0" w:frame="0"/>
+          <w:left w:val="single" w:color="ffffff" w:sz="8" w:space="0" w:shadow="0" w:frame="0"/>
+          <w:bottom w:val="single" w:color="ffffff" w:sz="8" w:space="0" w:shadow="0" w:frame="0"/>
+          <w:right w:val="single" w:color="ffffff" w:sz="8" w:space="0" w:shadow="0" w:frame="0"/>
+          <w:insideH w:val="single" w:color="ffffff" w:sz="8" w:space="0" w:shadow="0" w:frame="0"/>
+          <w:insideV w:val="single" w:color="ffffff" w:sz="8" w:space="0" w:shadow="0" w:frame="0"/>
+        </w:tblBorders>
+        <w:shd w:val="clear" w:color="auto" w:fill="ced7e7"/>
+        <w:tblLayout w:type="fixed"/>
+      </w:tblPr>
+      <w:tblGrid>
+        <w:gridCol w:w="5400"/>
+        <w:gridCol w:w="5400"/>
+      </w:tblGrid>
+      <w:tr>
+        <w:tblPrEx>
+          <w:shd w:val="clear" w:color="auto" w:fill="ced7e7"/>
+        </w:tblPrEx>
+        <w:trPr>
+          <w:trHeight w:val="195" w:hRule="atLeast"/>
+        </w:trPr>
+        <w:tc>
+          <w:tcPr>
+            <w:tcW w:type="dxa" w:w="5400"/>
+            <w:tcBorders>
+              <w:top w:val="single" w:color="000000" w:sz="4" w:space="0" w:shadow="0" w:frame="0"/>
+              <w:left w:val="single" w:color="000000" w:sz="4" w:space="0" w:shadow="0" w:frame="0"/>
+              <w:bottom w:val="single" w:color="000000" w:sz="4" w:space="0" w:shadow="0" w:frame="0"/>
+              <w:right w:val="single" w:color="000000" w:sz="4" w:space="0" w:shadow="0" w:frame="0"/>
+            </w:tcBorders>
+            <w:shd w:val="clear" w:color="auto" w:fill="1f6f9f"/>
+            <w:tcMar>
+              <w:top w:type="dxa" w:w="80"/>
+              <w:left w:type="dxa" w:w="80"/>
+              <w:bottom w:type="dxa" w:w="80"/>
+              <w:right w:type="dxa" w:w="80"/>
+            </w:tcMar>
+            <w:vAlign w:val="center"/>
+          </w:tcPr>
+          <w:p>
+            <w:pPr>
+              <w:pStyle w:val="Body A"/>
+              <w:spacing w:after="0" w:line="240" w:lineRule="auto"/>
+            </w:pPr>
+            <w:r>
+              <w:rPr>
+                <w:b w:val="1"/>
+                <w:bCs w:val="1"/>
+                <w:outline w:val="0"/>
+                <w:color w:val="ffffff"/>
+                <w:sz w:val="16"/>
+                <w:szCs w:val="16"/>
+                <w:u w:color="ffffff"/>
+                <w:shd w:val="nil" w:color="auto" w:fill="auto"/>
+                <w:rtl w:val="0"/>
+                <w:lang w:val="en-US"/>
+                <w14:textFill>
+                  <w14:solidFill>
+                    <w14:srgbClr w14:val="FFFFFF"/>
+                  </w14:solidFill>
+                </w14:textFill>
+              </w:rPr>
+              <w:t>Field</w:t>
+            </w:r>
+          </w:p>
+        </w:tc>
+        <w:tc>
+          <w:tcPr>
+            <w:tcW w:type="dxa" w:w="5400"/>
+            <w:tcBorders>
+              <w:top w:val="single" w:color="000000" w:sz="4" w:space="0" w:shadow="0" w:frame="0"/>
+              <w:left w:val="single" w:color="000000" w:sz="4" w:space="0" w:shadow="0" w:frame="0"/>
+              <w:bottom w:val="single" w:color="000000" w:sz="4" w:space="0" w:shadow="0" w:frame="0"/>
+              <w:right w:val="single" w:color="000000" w:sz="4" w:space="0" w:shadow="0" w:frame="0"/>
+            </w:tcBorders>
+            <w:shd w:val="clear" w:color="auto" w:fill="1f6f9f"/>
+            <w:tcMar>
+              <w:top w:type="dxa" w:w="80"/>
+              <w:left w:type="dxa" w:w="80"/>
+              <w:bottom w:type="dxa" w:w="80"/>
+              <w:right w:type="dxa" w:w="80"/>
+            </w:tcMar>
+            <w:vAlign w:val="center"/>
+          </w:tcPr>
+          <w:p>
+            <w:pPr>
+              <w:pStyle w:val="Body A"/>
+              <w:spacing w:after="0" w:line="240" w:lineRule="auto"/>
+            </w:pPr>
+            <w:r>
+              <w:rPr>
+                <w:b w:val="1"/>
+                <w:bCs w:val="1"/>
+                <w:outline w:val="0"/>
+                <w:color w:val="ffffff"/>
+                <w:sz w:val="16"/>
+                <w:szCs w:val="16"/>
+                <w:u w:color="ffffff"/>
+                <w:shd w:val="nil" w:color="auto" w:fill="auto"/>
+                <w:rtl w:val="0"/>
+                <w:lang w:val="en-US"/>
+                <w14:textFill>
+                  <w14:solidFill>
+                    <w14:srgbClr w14:val="FFFFFF"/>
+                  </w14:solidFill>
+                </w14:textFill>
+              </w:rPr>
+              <w:t>Description</w:t>
             </w:r>
           </w:p>
         </w:tc>
@@ -6913,7 +6007,7 @@
                 <w:rtl w:val="0"/>
                 <w:lang w:val="en-US"/>
               </w:rPr>
-              <w:t>modifiedBy</w:t>
+              <w:t>id</w:t>
             </w:r>
           </w:p>
         </w:tc>
@@ -6948,7 +6042,553 @@
                 <w:rtl w:val="0"/>
                 <w:lang w:val="en-US"/>
               </w:rPr>
-              <w:t>Catalogue modifier / actor when available</w:t>
+              <w:t>Search document key</w:t>
+            </w:r>
+          </w:p>
+        </w:tc>
+      </w:tr>
+      <w:tr>
+        <w:tblPrEx>
+          <w:shd w:val="clear" w:color="auto" w:fill="ced7e7"/>
+        </w:tblPrEx>
+        <w:trPr>
+          <w:trHeight w:val="195" w:hRule="atLeast"/>
+        </w:trPr>
+        <w:tc>
+          <w:tcPr>
+            <w:tcW w:type="dxa" w:w="5400"/>
+            <w:tcBorders>
+              <w:top w:val="single" w:color="000000" w:sz="4" w:space="0" w:shadow="0" w:frame="0"/>
+              <w:left w:val="single" w:color="000000" w:sz="4" w:space="0" w:shadow="0" w:frame="0"/>
+              <w:bottom w:val="single" w:color="000000" w:sz="4" w:space="0" w:shadow="0" w:frame="0"/>
+              <w:right w:val="single" w:color="000000" w:sz="4" w:space="0" w:shadow="0" w:frame="0"/>
+            </w:tcBorders>
+            <w:shd w:val="clear" w:color="auto" w:fill="ffffff"/>
+            <w:tcMar>
+              <w:top w:type="dxa" w:w="80"/>
+              <w:left w:type="dxa" w:w="80"/>
+              <w:bottom w:type="dxa" w:w="80"/>
+              <w:right w:type="dxa" w:w="80"/>
+            </w:tcMar>
+            <w:vAlign w:val="center"/>
+          </w:tcPr>
+          <w:p>
+            <w:pPr>
+              <w:pStyle w:val="Body A"/>
+              <w:spacing w:after="0" w:line="240" w:lineRule="auto"/>
+            </w:pPr>
+            <w:r>
+              <w:rPr>
+                <w:sz w:val="15"/>
+                <w:szCs w:val="15"/>
+                <w:shd w:val="nil" w:color="auto" w:fill="auto"/>
+                <w:rtl w:val="0"/>
+                <w:lang w:val="en-US"/>
+              </w:rPr>
+              <w:t>source</w:t>
+            </w:r>
+          </w:p>
+        </w:tc>
+        <w:tc>
+          <w:tcPr>
+            <w:tcW w:type="dxa" w:w="5400"/>
+            <w:tcBorders>
+              <w:top w:val="single" w:color="000000" w:sz="4" w:space="0" w:shadow="0" w:frame="0"/>
+              <w:left w:val="single" w:color="000000" w:sz="4" w:space="0" w:shadow="0" w:frame="0"/>
+              <w:bottom w:val="single" w:color="000000" w:sz="4" w:space="0" w:shadow="0" w:frame="0"/>
+              <w:right w:val="single" w:color="000000" w:sz="4" w:space="0" w:shadow="0" w:frame="0"/>
+            </w:tcBorders>
+            <w:shd w:val="clear" w:color="auto" w:fill="ffffff"/>
+            <w:tcMar>
+              <w:top w:type="dxa" w:w="80"/>
+              <w:left w:type="dxa" w:w="80"/>
+              <w:bottom w:type="dxa" w:w="80"/>
+              <w:right w:type="dxa" w:w="80"/>
+            </w:tcMar>
+            <w:vAlign w:val="center"/>
+          </w:tcPr>
+          <w:p>
+            <w:pPr>
+              <w:pStyle w:val="Body A"/>
+              <w:spacing w:after="0" w:line="240" w:lineRule="auto"/>
+            </w:pPr>
+            <w:r>
+              <w:rPr>
+                <w:sz w:val="15"/>
+                <w:szCs w:val="15"/>
+                <w:shd w:val="nil" w:color="auto" w:fill="auto"/>
+                <w:rtl w:val="0"/>
+                <w:lang w:val="en-US"/>
+              </w:rPr>
+              <w:t>Origin system</w:t>
+            </w:r>
+          </w:p>
+        </w:tc>
+      </w:tr>
+      <w:tr>
+        <w:tblPrEx>
+          <w:shd w:val="clear" w:color="auto" w:fill="ced7e7"/>
+        </w:tblPrEx>
+        <w:trPr>
+          <w:trHeight w:val="195" w:hRule="atLeast"/>
+        </w:trPr>
+        <w:tc>
+          <w:tcPr>
+            <w:tcW w:type="dxa" w:w="5400"/>
+            <w:tcBorders>
+              <w:top w:val="single" w:color="000000" w:sz="4" w:space="0" w:shadow="0" w:frame="0"/>
+              <w:left w:val="single" w:color="000000" w:sz="4" w:space="0" w:shadow="0" w:frame="0"/>
+              <w:bottom w:val="single" w:color="000000" w:sz="4" w:space="0" w:shadow="0" w:frame="0"/>
+              <w:right w:val="single" w:color="000000" w:sz="4" w:space="0" w:shadow="0" w:frame="0"/>
+            </w:tcBorders>
+            <w:shd w:val="clear" w:color="auto" w:fill="eaf4fa"/>
+            <w:tcMar>
+              <w:top w:type="dxa" w:w="80"/>
+              <w:left w:type="dxa" w:w="80"/>
+              <w:bottom w:type="dxa" w:w="80"/>
+              <w:right w:type="dxa" w:w="80"/>
+            </w:tcMar>
+            <w:vAlign w:val="center"/>
+          </w:tcPr>
+          <w:p>
+            <w:pPr>
+              <w:pStyle w:val="Body A"/>
+              <w:spacing w:after="0" w:line="240" w:lineRule="auto"/>
+            </w:pPr>
+            <w:r>
+              <w:rPr>
+                <w:sz w:val="15"/>
+                <w:szCs w:val="15"/>
+                <w:shd w:val="nil" w:color="auto" w:fill="auto"/>
+                <w:rtl w:val="0"/>
+                <w:lang w:val="en-US"/>
+              </w:rPr>
+              <w:t>sourceId</w:t>
+            </w:r>
+          </w:p>
+        </w:tc>
+        <w:tc>
+          <w:tcPr>
+            <w:tcW w:type="dxa" w:w="5400"/>
+            <w:tcBorders>
+              <w:top w:val="single" w:color="000000" w:sz="4" w:space="0" w:shadow="0" w:frame="0"/>
+              <w:left w:val="single" w:color="000000" w:sz="4" w:space="0" w:shadow="0" w:frame="0"/>
+              <w:bottom w:val="single" w:color="000000" w:sz="4" w:space="0" w:shadow="0" w:frame="0"/>
+              <w:right w:val="single" w:color="000000" w:sz="4" w:space="0" w:shadow="0" w:frame="0"/>
+            </w:tcBorders>
+            <w:shd w:val="clear" w:color="auto" w:fill="eaf4fa"/>
+            <w:tcMar>
+              <w:top w:type="dxa" w:w="80"/>
+              <w:left w:type="dxa" w:w="80"/>
+              <w:bottom w:type="dxa" w:w="80"/>
+              <w:right w:type="dxa" w:w="80"/>
+            </w:tcMar>
+            <w:vAlign w:val="center"/>
+          </w:tcPr>
+          <w:p>
+            <w:pPr>
+              <w:pStyle w:val="Body A"/>
+              <w:spacing w:after="0" w:line="240" w:lineRule="auto"/>
+            </w:pPr>
+            <w:r>
+              <w:rPr>
+                <w:sz w:val="15"/>
+                <w:szCs w:val="15"/>
+                <w:shd w:val="nil" w:color="auto" w:fill="auto"/>
+                <w:rtl w:val="0"/>
+                <w:lang w:val="en-US"/>
+              </w:rPr>
+              <w:t>Source ticket key</w:t>
+            </w:r>
+          </w:p>
+        </w:tc>
+      </w:tr>
+      <w:tr>
+        <w:tblPrEx>
+          <w:shd w:val="clear" w:color="auto" w:fill="ced7e7"/>
+        </w:tblPrEx>
+        <w:trPr>
+          <w:trHeight w:val="195" w:hRule="atLeast"/>
+        </w:trPr>
+        <w:tc>
+          <w:tcPr>
+            <w:tcW w:type="dxa" w:w="5400"/>
+            <w:tcBorders>
+              <w:top w:val="single" w:color="000000" w:sz="4" w:space="0" w:shadow="0" w:frame="0"/>
+              <w:left w:val="single" w:color="000000" w:sz="4" w:space="0" w:shadow="0" w:frame="0"/>
+              <w:bottom w:val="single" w:color="000000" w:sz="4" w:space="0" w:shadow="0" w:frame="0"/>
+              <w:right w:val="single" w:color="000000" w:sz="4" w:space="0" w:shadow="0" w:frame="0"/>
+            </w:tcBorders>
+            <w:shd w:val="clear" w:color="auto" w:fill="ffffff"/>
+            <w:tcMar>
+              <w:top w:type="dxa" w:w="80"/>
+              <w:left w:type="dxa" w:w="80"/>
+              <w:bottom w:type="dxa" w:w="80"/>
+              <w:right w:type="dxa" w:w="80"/>
+            </w:tcMar>
+            <w:vAlign w:val="center"/>
+          </w:tcPr>
+          <w:p>
+            <w:pPr>
+              <w:pStyle w:val="Body A"/>
+              <w:spacing w:after="0" w:line="240" w:lineRule="auto"/>
+            </w:pPr>
+            <w:r>
+              <w:rPr>
+                <w:sz w:val="15"/>
+                <w:szCs w:val="15"/>
+                <w:shd w:val="nil" w:color="auto" w:fill="auto"/>
+                <w:rtl w:val="0"/>
+                <w:lang w:val="en-US"/>
+              </w:rPr>
+              <w:t>entityType</w:t>
+            </w:r>
+          </w:p>
+        </w:tc>
+        <w:tc>
+          <w:tcPr>
+            <w:tcW w:type="dxa" w:w="5400"/>
+            <w:tcBorders>
+              <w:top w:val="single" w:color="000000" w:sz="4" w:space="0" w:shadow="0" w:frame="0"/>
+              <w:left w:val="single" w:color="000000" w:sz="4" w:space="0" w:shadow="0" w:frame="0"/>
+              <w:bottom w:val="single" w:color="000000" w:sz="4" w:space="0" w:shadow="0" w:frame="0"/>
+              <w:right w:val="single" w:color="000000" w:sz="4" w:space="0" w:shadow="0" w:frame="0"/>
+            </w:tcBorders>
+            <w:shd w:val="clear" w:color="auto" w:fill="ffffff"/>
+            <w:tcMar>
+              <w:top w:type="dxa" w:w="80"/>
+              <w:left w:type="dxa" w:w="80"/>
+              <w:bottom w:type="dxa" w:w="80"/>
+              <w:right w:type="dxa" w:w="80"/>
+            </w:tcMar>
+            <w:vAlign w:val="center"/>
+          </w:tcPr>
+          <w:p>
+            <w:pPr>
+              <w:pStyle w:val="Body A"/>
+              <w:spacing w:after="0" w:line="240" w:lineRule="auto"/>
+            </w:pPr>
+            <w:r>
+              <w:rPr>
+                <w:sz w:val="15"/>
+                <w:szCs w:val="15"/>
+                <w:shd w:val="nil" w:color="auto" w:fill="auto"/>
+                <w:rtl w:val="0"/>
+                <w:lang w:val="en-US"/>
+              </w:rPr>
+              <w:t>Indexed entity category, e.g., historicalIdmtDocument</w:t>
+            </w:r>
+          </w:p>
+        </w:tc>
+      </w:tr>
+      <w:tr>
+        <w:tblPrEx>
+          <w:shd w:val="clear" w:color="auto" w:fill="ced7e7"/>
+        </w:tblPrEx>
+        <w:trPr>
+          <w:trHeight w:val="195" w:hRule="atLeast"/>
+        </w:trPr>
+        <w:tc>
+          <w:tcPr>
+            <w:tcW w:type="dxa" w:w="5400"/>
+            <w:tcBorders>
+              <w:top w:val="single" w:color="000000" w:sz="4" w:space="0" w:shadow="0" w:frame="0"/>
+              <w:left w:val="single" w:color="000000" w:sz="4" w:space="0" w:shadow="0" w:frame="0"/>
+              <w:bottom w:val="single" w:color="000000" w:sz="4" w:space="0" w:shadow="0" w:frame="0"/>
+              <w:right w:val="single" w:color="000000" w:sz="4" w:space="0" w:shadow="0" w:frame="0"/>
+            </w:tcBorders>
+            <w:shd w:val="clear" w:color="auto" w:fill="eaf4fa"/>
+            <w:tcMar>
+              <w:top w:type="dxa" w:w="80"/>
+              <w:left w:type="dxa" w:w="80"/>
+              <w:bottom w:type="dxa" w:w="80"/>
+              <w:right w:type="dxa" w:w="80"/>
+            </w:tcMar>
+            <w:vAlign w:val="center"/>
+          </w:tcPr>
+          <w:p>
+            <w:pPr>
+              <w:pStyle w:val="Body A"/>
+              <w:spacing w:after="0" w:line="240" w:lineRule="auto"/>
+            </w:pPr>
+            <w:r>
+              <w:rPr>
+                <w:sz w:val="15"/>
+                <w:szCs w:val="15"/>
+                <w:shd w:val="nil" w:color="auto" w:fill="auto"/>
+                <w:rtl w:val="0"/>
+                <w:lang w:val="en-US"/>
+              </w:rPr>
+              <w:t>createdAt</w:t>
+            </w:r>
+          </w:p>
+        </w:tc>
+        <w:tc>
+          <w:tcPr>
+            <w:tcW w:type="dxa" w:w="5400"/>
+            <w:tcBorders>
+              <w:top w:val="single" w:color="000000" w:sz="4" w:space="0" w:shadow="0" w:frame="0"/>
+              <w:left w:val="single" w:color="000000" w:sz="4" w:space="0" w:shadow="0" w:frame="0"/>
+              <w:bottom w:val="single" w:color="000000" w:sz="4" w:space="0" w:shadow="0" w:frame="0"/>
+              <w:right w:val="single" w:color="000000" w:sz="4" w:space="0" w:shadow="0" w:frame="0"/>
+            </w:tcBorders>
+            <w:shd w:val="clear" w:color="auto" w:fill="eaf4fa"/>
+            <w:tcMar>
+              <w:top w:type="dxa" w:w="80"/>
+              <w:left w:type="dxa" w:w="80"/>
+              <w:bottom w:type="dxa" w:w="80"/>
+              <w:right w:type="dxa" w:w="80"/>
+            </w:tcMar>
+            <w:vAlign w:val="center"/>
+          </w:tcPr>
+          <w:p>
+            <w:pPr>
+              <w:pStyle w:val="Body A"/>
+              <w:spacing w:after="0" w:line="240" w:lineRule="auto"/>
+            </w:pPr>
+            <w:r>
+              <w:rPr>
+                <w:sz w:val="15"/>
+                <w:szCs w:val="15"/>
+                <w:shd w:val="nil" w:color="auto" w:fill="auto"/>
+                <w:rtl w:val="0"/>
+                <w:lang w:val="en-US"/>
+              </w:rPr>
+              <w:t>Source creation timestamp</w:t>
+            </w:r>
+          </w:p>
+        </w:tc>
+      </w:tr>
+      <w:tr>
+        <w:tblPrEx>
+          <w:shd w:val="clear" w:color="auto" w:fill="ced7e7"/>
+        </w:tblPrEx>
+        <w:trPr>
+          <w:trHeight w:val="195" w:hRule="atLeast"/>
+        </w:trPr>
+        <w:tc>
+          <w:tcPr>
+            <w:tcW w:type="dxa" w:w="5400"/>
+            <w:tcBorders>
+              <w:top w:val="single" w:color="000000" w:sz="4" w:space="0" w:shadow="0" w:frame="0"/>
+              <w:left w:val="single" w:color="000000" w:sz="4" w:space="0" w:shadow="0" w:frame="0"/>
+              <w:bottom w:val="single" w:color="000000" w:sz="4" w:space="0" w:shadow="0" w:frame="0"/>
+              <w:right w:val="single" w:color="000000" w:sz="4" w:space="0" w:shadow="0" w:frame="0"/>
+            </w:tcBorders>
+            <w:shd w:val="clear" w:color="auto" w:fill="ffffff"/>
+            <w:tcMar>
+              <w:top w:type="dxa" w:w="80"/>
+              <w:left w:type="dxa" w:w="80"/>
+              <w:bottom w:type="dxa" w:w="80"/>
+              <w:right w:type="dxa" w:w="80"/>
+            </w:tcMar>
+            <w:vAlign w:val="center"/>
+          </w:tcPr>
+          <w:p>
+            <w:pPr>
+              <w:pStyle w:val="Body A"/>
+              <w:spacing w:after="0" w:line="240" w:lineRule="auto"/>
+            </w:pPr>
+            <w:r>
+              <w:rPr>
+                <w:sz w:val="15"/>
+                <w:szCs w:val="15"/>
+                <w:shd w:val="nil" w:color="auto" w:fill="auto"/>
+                <w:rtl w:val="0"/>
+                <w:lang w:val="en-US"/>
+              </w:rPr>
+              <w:t>createdBy</w:t>
+            </w:r>
+          </w:p>
+        </w:tc>
+        <w:tc>
+          <w:tcPr>
+            <w:tcW w:type="dxa" w:w="5400"/>
+            <w:tcBorders>
+              <w:top w:val="single" w:color="000000" w:sz="4" w:space="0" w:shadow="0" w:frame="0"/>
+              <w:left w:val="single" w:color="000000" w:sz="4" w:space="0" w:shadow="0" w:frame="0"/>
+              <w:bottom w:val="single" w:color="000000" w:sz="4" w:space="0" w:shadow="0" w:frame="0"/>
+              <w:right w:val="single" w:color="000000" w:sz="4" w:space="0" w:shadow="0" w:frame="0"/>
+            </w:tcBorders>
+            <w:shd w:val="clear" w:color="auto" w:fill="ffffff"/>
+            <w:tcMar>
+              <w:top w:type="dxa" w:w="80"/>
+              <w:left w:type="dxa" w:w="80"/>
+              <w:bottom w:type="dxa" w:w="80"/>
+              <w:right w:type="dxa" w:w="80"/>
+            </w:tcMar>
+            <w:vAlign w:val="center"/>
+          </w:tcPr>
+          <w:p>
+            <w:pPr>
+              <w:pStyle w:val="Body A"/>
+              <w:spacing w:after="0" w:line="240" w:lineRule="auto"/>
+            </w:pPr>
+            <w:r>
+              <w:rPr>
+                <w:sz w:val="15"/>
+                <w:szCs w:val="15"/>
+                <w:shd w:val="nil" w:color="auto" w:fill="auto"/>
+                <w:rtl w:val="0"/>
+                <w:lang w:val="en-US"/>
+              </w:rPr>
+              <w:t>Source creator / actor</w:t>
+            </w:r>
+          </w:p>
+        </w:tc>
+      </w:tr>
+      <w:tr>
+        <w:tblPrEx>
+          <w:shd w:val="clear" w:color="auto" w:fill="ced7e7"/>
+        </w:tblPrEx>
+        <w:trPr>
+          <w:trHeight w:val="195" w:hRule="atLeast"/>
+        </w:trPr>
+        <w:tc>
+          <w:tcPr>
+            <w:tcW w:type="dxa" w:w="5400"/>
+            <w:tcBorders>
+              <w:top w:val="single" w:color="000000" w:sz="4" w:space="0" w:shadow="0" w:frame="0"/>
+              <w:left w:val="single" w:color="000000" w:sz="4" w:space="0" w:shadow="0" w:frame="0"/>
+              <w:bottom w:val="single" w:color="000000" w:sz="4" w:space="0" w:shadow="0" w:frame="0"/>
+              <w:right w:val="single" w:color="000000" w:sz="4" w:space="0" w:shadow="0" w:frame="0"/>
+            </w:tcBorders>
+            <w:shd w:val="clear" w:color="auto" w:fill="eaf4fa"/>
+            <w:tcMar>
+              <w:top w:type="dxa" w:w="80"/>
+              <w:left w:type="dxa" w:w="80"/>
+              <w:bottom w:type="dxa" w:w="80"/>
+              <w:right w:type="dxa" w:w="80"/>
+            </w:tcMar>
+            <w:vAlign w:val="center"/>
+          </w:tcPr>
+          <w:p>
+            <w:pPr>
+              <w:pStyle w:val="Body A"/>
+              <w:spacing w:after="0" w:line="240" w:lineRule="auto"/>
+            </w:pPr>
+            <w:r>
+              <w:rPr>
+                <w:sz w:val="15"/>
+                <w:szCs w:val="15"/>
+                <w:shd w:val="nil" w:color="auto" w:fill="auto"/>
+                <w:rtl w:val="0"/>
+                <w:lang w:val="en-US"/>
+              </w:rPr>
+              <w:t>modifiedAt</w:t>
+            </w:r>
+          </w:p>
+        </w:tc>
+        <w:tc>
+          <w:tcPr>
+            <w:tcW w:type="dxa" w:w="5400"/>
+            <w:tcBorders>
+              <w:top w:val="single" w:color="000000" w:sz="4" w:space="0" w:shadow="0" w:frame="0"/>
+              <w:left w:val="single" w:color="000000" w:sz="4" w:space="0" w:shadow="0" w:frame="0"/>
+              <w:bottom w:val="single" w:color="000000" w:sz="4" w:space="0" w:shadow="0" w:frame="0"/>
+              <w:right w:val="single" w:color="000000" w:sz="4" w:space="0" w:shadow="0" w:frame="0"/>
+            </w:tcBorders>
+            <w:shd w:val="clear" w:color="auto" w:fill="eaf4fa"/>
+            <w:tcMar>
+              <w:top w:type="dxa" w:w="80"/>
+              <w:left w:type="dxa" w:w="80"/>
+              <w:bottom w:type="dxa" w:w="80"/>
+              <w:right w:type="dxa" w:w="80"/>
+            </w:tcMar>
+            <w:vAlign w:val="center"/>
+          </w:tcPr>
+          <w:p>
+            <w:pPr>
+              <w:pStyle w:val="Body A"/>
+              <w:spacing w:after="0" w:line="240" w:lineRule="auto"/>
+            </w:pPr>
+            <w:r>
+              <w:rPr>
+                <w:sz w:val="15"/>
+                <w:szCs w:val="15"/>
+                <w:shd w:val="nil" w:color="auto" w:fill="auto"/>
+                <w:rtl w:val="0"/>
+                <w:lang w:val="en-US"/>
+              </w:rPr>
+              <w:t>Source modification timestamp</w:t>
+            </w:r>
+          </w:p>
+        </w:tc>
+      </w:tr>
+      <w:tr>
+        <w:tblPrEx>
+          <w:shd w:val="clear" w:color="auto" w:fill="ced7e7"/>
+        </w:tblPrEx>
+        <w:trPr>
+          <w:trHeight w:val="195" w:hRule="atLeast"/>
+        </w:trPr>
+        <w:tc>
+          <w:tcPr>
+            <w:tcW w:type="dxa" w:w="5400"/>
+            <w:tcBorders>
+              <w:top w:val="single" w:color="000000" w:sz="4" w:space="0" w:shadow="0" w:frame="0"/>
+              <w:left w:val="single" w:color="000000" w:sz="4" w:space="0" w:shadow="0" w:frame="0"/>
+              <w:bottom w:val="single" w:color="000000" w:sz="4" w:space="0" w:shadow="0" w:frame="0"/>
+              <w:right w:val="single" w:color="000000" w:sz="4" w:space="0" w:shadow="0" w:frame="0"/>
+            </w:tcBorders>
+            <w:shd w:val="clear" w:color="auto" w:fill="ffffff"/>
+            <w:tcMar>
+              <w:top w:type="dxa" w:w="80"/>
+              <w:left w:type="dxa" w:w="80"/>
+              <w:bottom w:type="dxa" w:w="80"/>
+              <w:right w:type="dxa" w:w="80"/>
+            </w:tcMar>
+            <w:vAlign w:val="center"/>
+          </w:tcPr>
+          <w:p>
+            <w:pPr>
+              <w:pStyle w:val="Body A"/>
+              <w:spacing w:after="0" w:line="240" w:lineRule="auto"/>
+            </w:pPr>
+            <w:r>
+              <w:rPr>
+                <w:sz w:val="15"/>
+                <w:szCs w:val="15"/>
+                <w:shd w:val="nil" w:color="auto" w:fill="auto"/>
+                <w:rtl w:val="0"/>
+                <w:lang w:val="en-US"/>
+              </w:rPr>
+              <w:t>modifiedBy</w:t>
+            </w:r>
+          </w:p>
+        </w:tc>
+        <w:tc>
+          <w:tcPr>
+            <w:tcW w:type="dxa" w:w="5400"/>
+            <w:tcBorders>
+              <w:top w:val="single" w:color="000000" w:sz="4" w:space="0" w:shadow="0" w:frame="0"/>
+              <w:left w:val="single" w:color="000000" w:sz="4" w:space="0" w:shadow="0" w:frame="0"/>
+              <w:bottom w:val="single" w:color="000000" w:sz="4" w:space="0" w:shadow="0" w:frame="0"/>
+              <w:right w:val="single" w:color="000000" w:sz="4" w:space="0" w:shadow="0" w:frame="0"/>
+            </w:tcBorders>
+            <w:shd w:val="clear" w:color="auto" w:fill="ffffff"/>
+            <w:tcMar>
+              <w:top w:type="dxa" w:w="80"/>
+              <w:left w:type="dxa" w:w="80"/>
+              <w:bottom w:type="dxa" w:w="80"/>
+              <w:right w:type="dxa" w:w="80"/>
+            </w:tcMar>
+            <w:vAlign w:val="center"/>
+          </w:tcPr>
+          <w:p>
+            <w:pPr>
+              <w:pStyle w:val="Body A"/>
+              <w:spacing w:after="0" w:line="240" w:lineRule="auto"/>
+            </w:pPr>
+            <w:r>
+              <w:rPr>
+                <w:sz w:val="15"/>
+                <w:szCs w:val="15"/>
+                <w:shd w:val="nil" w:color="auto" w:fill="auto"/>
+                <w:rtl w:val="0"/>
+                <w:lang w:val="en-US"/>
+              </w:rPr>
+              <w:t>Source modifier / actor</w:t>
             </w:r>
           </w:p>
         </w:tc>
@@ -6969,7 +6609,7 @@
               <w:bottom w:val="single" w:color="000000" w:sz="4" w:space="0" w:shadow="0" w:frame="0"/>
               <w:right w:val="single" w:color="000000" w:sz="4" w:space="0" w:shadow="0" w:frame="0"/>
             </w:tcBorders>
-            <w:shd w:val="clear" w:color="auto" w:fill="ffffff"/>
+            <w:shd w:val="clear" w:color="auto" w:fill="eaf4fa"/>
             <w:tcMar>
               <w:top w:type="dxa" w:w="80"/>
               <w:left w:type="dxa" w:w="80"/>
@@ -7004,7 +6644,7 @@
               <w:bottom w:val="single" w:color="000000" w:sz="4" w:space="0" w:shadow="0" w:frame="0"/>
               <w:right w:val="single" w:color="000000" w:sz="4" w:space="0" w:shadow="0" w:frame="0"/>
             </w:tcBorders>
-            <w:shd w:val="clear" w:color="auto" w:fill="ffffff"/>
+            <w:shd w:val="clear" w:color="auto" w:fill="eaf4fa"/>
             <w:tcMar>
               <w:top w:type="dxa" w:w="80"/>
               <w:left w:type="dxa" w:w="80"/>
@@ -7026,7 +6666,7 @@
                 <w:rtl w:val="0"/>
                 <w:lang w:val="en-US"/>
               </w:rPr>
-              <w:t>Top-level retrieval text generated from valueStreamName and valueStreamDescription</w:t>
+              <w:t>Top-level retrieval text assembled from curated fields; this is the text embedded for search</w:t>
             </w:r>
           </w:p>
         </w:tc>
@@ -7047,7 +6687,7 @@
               <w:bottom w:val="single" w:color="000000" w:sz="4" w:space="0" w:shadow="0" w:frame="0"/>
               <w:right w:val="single" w:color="000000" w:sz="4" w:space="0" w:shadow="0" w:frame="0"/>
             </w:tcBorders>
-            <w:shd w:val="clear" w:color="auto" w:fill="eaf4fa"/>
+            <w:shd w:val="clear" w:color="auto" w:fill="ffffff"/>
             <w:tcMar>
               <w:top w:type="dxa" w:w="80"/>
               <w:left w:type="dxa" w:w="80"/>
@@ -7082,7 +6722,7 @@
               <w:bottom w:val="single" w:color="000000" w:sz="4" w:space="0" w:shadow="0" w:frame="0"/>
               <w:right w:val="single" w:color="000000" w:sz="4" w:space="0" w:shadow="0" w:frame="0"/>
             </w:tcBorders>
-            <w:shd w:val="clear" w:color="auto" w:fill="eaf4fa"/>
+            <w:shd w:val="clear" w:color="auto" w:fill="ffffff"/>
             <w:tcMar>
               <w:top w:type="dxa" w:w="80"/>
               <w:left w:type="dxa" w:w="80"/>
@@ -7125,7 +6765,7 @@
               <w:bottom w:val="single" w:color="000000" w:sz="4" w:space="0" w:shadow="0" w:frame="0"/>
               <w:right w:val="single" w:color="000000" w:sz="4" w:space="0" w:shadow="0" w:frame="0"/>
             </w:tcBorders>
-            <w:shd w:val="clear" w:color="auto" w:fill="ffffff"/>
+            <w:shd w:val="clear" w:color="auto" w:fill="eaf4fa"/>
             <w:tcMar>
               <w:top w:type="dxa" w:w="80"/>
               <w:left w:type="dxa" w:w="80"/>
@@ -7160,7 +6800,7 @@
               <w:bottom w:val="single" w:color="000000" w:sz="4" w:space="0" w:shadow="0" w:frame="0"/>
               <w:right w:val="single" w:color="000000" w:sz="4" w:space="0" w:shadow="0" w:frame="0"/>
             </w:tcBorders>
-            <w:shd w:val="clear" w:color="auto" w:fill="ffffff"/>
+            <w:shd w:val="clear" w:color="auto" w:fill="eaf4fa"/>
             <w:tcMar>
               <w:top w:type="dxa" w:w="80"/>
               <w:left w:type="dxa" w:w="80"/>
@@ -7182,7 +6822,7 @@
                 <w:rtl w:val="0"/>
                 <w:lang w:val="en-US"/>
               </w:rPr>
-              <w:t>Nested Value Stream catalogue object</w:t>
+              <w:t>Nested object with extracted fields used for filtering, display and traceability</w:t>
             </w:r>
           </w:p>
         </w:tc>
@@ -7233,7 +6873,1221 @@
             </w14:solidFill>
           </w14:textFill>
         </w:rPr>
-        <w:t>4.7 Value Stream properties object</w:t>
+        <w:t>4.9 Historical index properties object</w:t>
+      </w:r>
+    </w:p>
+    <w:tbl>
+      <w:tblPr>
+        <w:tblW w:w="10800" w:type="dxa"/>
+        <w:jc w:val="center"/>
+        <w:tblInd w:w="216" w:type="dxa"/>
+        <w:tblBorders>
+          <w:top w:val="single" w:color="ffffff" w:sz="8" w:space="0" w:shadow="0" w:frame="0"/>
+          <w:left w:val="single" w:color="ffffff" w:sz="8" w:space="0" w:shadow="0" w:frame="0"/>
+          <w:bottom w:val="single" w:color="ffffff" w:sz="8" w:space="0" w:shadow="0" w:frame="0"/>
+          <w:right w:val="single" w:color="ffffff" w:sz="8" w:space="0" w:shadow="0" w:frame="0"/>
+          <w:insideH w:val="single" w:color="ffffff" w:sz="8" w:space="0" w:shadow="0" w:frame="0"/>
+          <w:insideV w:val="single" w:color="ffffff" w:sz="8" w:space="0" w:shadow="0" w:frame="0"/>
+        </w:tblBorders>
+        <w:shd w:val="clear" w:color="auto" w:fill="ced7e7"/>
+        <w:tblLayout w:type="fixed"/>
+      </w:tblPr>
+      <w:tblGrid>
+        <w:gridCol w:w="5400"/>
+        <w:gridCol w:w="5400"/>
+      </w:tblGrid>
+      <w:tr>
+        <w:tblPrEx>
+          <w:shd w:val="clear" w:color="auto" w:fill="ced7e7"/>
+        </w:tblPrEx>
+        <w:trPr>
+          <w:trHeight w:val="195" w:hRule="atLeast"/>
+        </w:trPr>
+        <w:tc>
+          <w:tcPr>
+            <w:tcW w:type="dxa" w:w="5400"/>
+            <w:tcBorders>
+              <w:top w:val="single" w:color="000000" w:sz="4" w:space="0" w:shadow="0" w:frame="0"/>
+              <w:left w:val="single" w:color="000000" w:sz="4" w:space="0" w:shadow="0" w:frame="0"/>
+              <w:bottom w:val="single" w:color="000000" w:sz="4" w:space="0" w:shadow="0" w:frame="0"/>
+              <w:right w:val="single" w:color="000000" w:sz="4" w:space="0" w:shadow="0" w:frame="0"/>
+            </w:tcBorders>
+            <w:shd w:val="clear" w:color="auto" w:fill="1f6f9f"/>
+            <w:tcMar>
+              <w:top w:type="dxa" w:w="80"/>
+              <w:left w:type="dxa" w:w="80"/>
+              <w:bottom w:type="dxa" w:w="80"/>
+              <w:right w:type="dxa" w:w="80"/>
+            </w:tcMar>
+            <w:vAlign w:val="center"/>
+          </w:tcPr>
+          <w:p>
+            <w:pPr>
+              <w:pStyle w:val="Body A"/>
+              <w:spacing w:after="0" w:line="240" w:lineRule="auto"/>
+            </w:pPr>
+            <w:r>
+              <w:rPr>
+                <w:b w:val="1"/>
+                <w:bCs w:val="1"/>
+                <w:outline w:val="0"/>
+                <w:color w:val="ffffff"/>
+                <w:sz w:val="16"/>
+                <w:szCs w:val="16"/>
+                <w:u w:color="ffffff"/>
+                <w:shd w:val="nil" w:color="auto" w:fill="auto"/>
+                <w:rtl w:val="0"/>
+                <w:lang w:val="en-US"/>
+                <w14:textFill>
+                  <w14:solidFill>
+                    <w14:srgbClr w14:val="FFFFFF"/>
+                  </w14:solidFill>
+                </w14:textFill>
+              </w:rPr>
+              <w:t>Field</w:t>
+            </w:r>
+          </w:p>
+        </w:tc>
+        <w:tc>
+          <w:tcPr>
+            <w:tcW w:type="dxa" w:w="5400"/>
+            <w:tcBorders>
+              <w:top w:val="single" w:color="000000" w:sz="4" w:space="0" w:shadow="0" w:frame="0"/>
+              <w:left w:val="single" w:color="000000" w:sz="4" w:space="0" w:shadow="0" w:frame="0"/>
+              <w:bottom w:val="single" w:color="000000" w:sz="4" w:space="0" w:shadow="0" w:frame="0"/>
+              <w:right w:val="single" w:color="000000" w:sz="4" w:space="0" w:shadow="0" w:frame="0"/>
+            </w:tcBorders>
+            <w:shd w:val="clear" w:color="auto" w:fill="1f6f9f"/>
+            <w:tcMar>
+              <w:top w:type="dxa" w:w="80"/>
+              <w:left w:type="dxa" w:w="80"/>
+              <w:bottom w:type="dxa" w:w="80"/>
+              <w:right w:type="dxa" w:w="80"/>
+            </w:tcMar>
+            <w:vAlign w:val="center"/>
+          </w:tcPr>
+          <w:p>
+            <w:pPr>
+              <w:pStyle w:val="Body A"/>
+              <w:spacing w:after="0" w:line="240" w:lineRule="auto"/>
+            </w:pPr>
+            <w:r>
+              <w:rPr>
+                <w:b w:val="1"/>
+                <w:bCs w:val="1"/>
+                <w:outline w:val="0"/>
+                <w:color w:val="ffffff"/>
+                <w:sz w:val="16"/>
+                <w:szCs w:val="16"/>
+                <w:u w:color="ffffff"/>
+                <w:shd w:val="nil" w:color="auto" w:fill="auto"/>
+                <w:rtl w:val="0"/>
+                <w:lang w:val="en-US"/>
+                <w14:textFill>
+                  <w14:solidFill>
+                    <w14:srgbClr w14:val="FFFFFF"/>
+                  </w14:solidFill>
+                </w14:textFill>
+              </w:rPr>
+              <w:t>Description</w:t>
+            </w:r>
+          </w:p>
+        </w:tc>
+      </w:tr>
+      <w:tr>
+        <w:tblPrEx>
+          <w:shd w:val="clear" w:color="auto" w:fill="ced7e7"/>
+        </w:tblPrEx>
+        <w:trPr>
+          <w:trHeight w:val="195" w:hRule="atLeast"/>
+        </w:trPr>
+        <w:tc>
+          <w:tcPr>
+            <w:tcW w:type="dxa" w:w="5400"/>
+            <w:tcBorders>
+              <w:top w:val="single" w:color="000000" w:sz="4" w:space="0" w:shadow="0" w:frame="0"/>
+              <w:left w:val="single" w:color="000000" w:sz="4" w:space="0" w:shadow="0" w:frame="0"/>
+              <w:bottom w:val="single" w:color="000000" w:sz="4" w:space="0" w:shadow="0" w:frame="0"/>
+              <w:right w:val="single" w:color="000000" w:sz="4" w:space="0" w:shadow="0" w:frame="0"/>
+            </w:tcBorders>
+            <w:shd w:val="clear" w:color="auto" w:fill="ffffff"/>
+            <w:tcMar>
+              <w:top w:type="dxa" w:w="80"/>
+              <w:left w:type="dxa" w:w="80"/>
+              <w:bottom w:type="dxa" w:w="80"/>
+              <w:right w:type="dxa" w:w="80"/>
+            </w:tcMar>
+            <w:vAlign w:val="center"/>
+          </w:tcPr>
+          <w:p>
+            <w:pPr>
+              <w:pStyle w:val="Body A"/>
+              <w:spacing w:after="0" w:line="240" w:lineRule="auto"/>
+            </w:pPr>
+            <w:r>
+              <w:rPr>
+                <w:sz w:val="15"/>
+                <w:szCs w:val="15"/>
+                <w:shd w:val="nil" w:color="auto" w:fill="auto"/>
+                <w:rtl w:val="0"/>
+                <w:lang w:val="en-US"/>
+              </w:rPr>
+              <w:t>properties.summary</w:t>
+            </w:r>
+          </w:p>
+        </w:tc>
+        <w:tc>
+          <w:tcPr>
+            <w:tcW w:type="dxa" w:w="5400"/>
+            <w:tcBorders>
+              <w:top w:val="single" w:color="000000" w:sz="4" w:space="0" w:shadow="0" w:frame="0"/>
+              <w:left w:val="single" w:color="000000" w:sz="4" w:space="0" w:shadow="0" w:frame="0"/>
+              <w:bottom w:val="single" w:color="000000" w:sz="4" w:space="0" w:shadow="0" w:frame="0"/>
+              <w:right w:val="single" w:color="000000" w:sz="4" w:space="0" w:shadow="0" w:frame="0"/>
+            </w:tcBorders>
+            <w:shd w:val="clear" w:color="auto" w:fill="ffffff"/>
+            <w:tcMar>
+              <w:top w:type="dxa" w:w="80"/>
+              <w:left w:type="dxa" w:w="80"/>
+              <w:bottom w:type="dxa" w:w="80"/>
+              <w:right w:type="dxa" w:w="80"/>
+            </w:tcMar>
+            <w:vAlign w:val="center"/>
+          </w:tcPr>
+          <w:p>
+            <w:pPr>
+              <w:pStyle w:val="Body A"/>
+              <w:spacing w:after="0" w:line="240" w:lineRule="auto"/>
+            </w:pPr>
+            <w:r>
+              <w:rPr>
+                <w:sz w:val="15"/>
+                <w:szCs w:val="15"/>
+                <w:shd w:val="nil" w:color="auto" w:fill="auto"/>
+                <w:rtl w:val="0"/>
+                <w:lang w:val="en-US"/>
+              </w:rPr>
+              <w:t>LLM-generated summary</w:t>
+            </w:r>
+          </w:p>
+        </w:tc>
+      </w:tr>
+      <w:tr>
+        <w:tc>
+          <w:tcPr>
+            <w:tcW w:type="dxa" w:w="5400"/>
+          </w:tcPr>
+          <w:p>
+            <w:r>
+              <w:t>properties.valueStreams</w:t>
+            </w:r>
+          </w:p>
+        </w:tc>
+        <w:tc>
+          <w:tcPr>
+            <w:tcW w:type="dxa" w:w="5400"/>
+          </w:tcPr>
+          <w:p>
+            <w:r>
+              <w:t>Resolved VS ground truth for this historical ER - array of {valueStreamId, valueStreamName, supportType, reason, evidence}; used as historic evidence in the VS retrieval lane</w:t>
+            </w:r>
+          </w:p>
+        </w:tc>
+      </w:tr>
+    </w:tbl>
+    <w:p>
+      <w:pPr>
+        <w:pStyle w:val="Body A"/>
+        <w:widowControl w:val="0"/>
+        <w:spacing w:before="100" w:after="80" w:line="240" w:lineRule="auto"/>
+        <w:ind w:left="108" w:hanging="108"/>
+        <w:jc w:val="center"/>
+        <w:rPr>
+          <w:lang w:val="en-US"/>
+        </w:rPr>
+      </w:pPr>
+    </w:p>
+    <w:p>
+      <w:pPr>
+        <w:pStyle w:val="Body A"/>
+        <w:widowControl w:val="0"/>
+        <w:spacing w:before="100" w:after="80" w:line="240" w:lineRule="auto"/>
+        <w:jc w:val="center"/>
+      </w:pPr>
+    </w:p>
+    <w:p>
+      <w:pPr>
+        <w:pStyle w:val="Body A"/>
+        <w:spacing w:before="100" w:after="80"/>
+        <w:rPr>
+          <w:lang w:val="en-US"/>
+        </w:rPr>
+      </w:pPr>
+      <w:r>
+        <w:rPr>
+          <w:b w:val="1"/>
+          <w:bCs w:val="1"/>
+          <w:outline w:val="0"/>
+          <w:color w:val="1f6f9f"/>
+          <w:sz w:val="24"/>
+          <w:szCs w:val="24"/>
+          <w:u w:color="1f6f9f"/>
+          <w:rtl w:val="0"/>
+          <w:lang w:val="en-US"/>
+          <w14:textFill>
+            <w14:solidFill>
+              <w14:srgbClr w14:val="1F6F9F"/>
+            </w14:solidFill>
+          </w14:textFill>
+        </w:rPr>
+        <w:t>4.10 idp_idmt_data - Value Stream index document</w:t>
+      </w:r>
+    </w:p>
+    <w:tbl>
+      <w:tblPr>
+        <w:tblW w:w="10800" w:type="dxa"/>
+        <w:jc w:val="center"/>
+        <w:tblInd w:w="216" w:type="dxa"/>
+        <w:tblBorders>
+          <w:top w:val="single" w:color="ffffff" w:sz="8" w:space="0" w:shadow="0" w:frame="0"/>
+          <w:left w:val="single" w:color="ffffff" w:sz="8" w:space="0" w:shadow="0" w:frame="0"/>
+          <w:bottom w:val="single" w:color="ffffff" w:sz="8" w:space="0" w:shadow="0" w:frame="0"/>
+          <w:right w:val="single" w:color="ffffff" w:sz="8" w:space="0" w:shadow="0" w:frame="0"/>
+          <w:insideH w:val="single" w:color="ffffff" w:sz="8" w:space="0" w:shadow="0" w:frame="0"/>
+          <w:insideV w:val="single" w:color="ffffff" w:sz="8" w:space="0" w:shadow="0" w:frame="0"/>
+        </w:tblBorders>
+        <w:shd w:val="clear" w:color="auto" w:fill="ced7e7"/>
+        <w:tblLayout w:type="fixed"/>
+      </w:tblPr>
+      <w:tblGrid>
+        <w:gridCol w:w="5400"/>
+        <w:gridCol w:w="5400"/>
+      </w:tblGrid>
+      <w:tr>
+        <w:tblPrEx>
+          <w:shd w:val="clear" w:color="auto" w:fill="ced7e7"/>
+        </w:tblPrEx>
+        <w:trPr>
+          <w:trHeight w:val="195" w:hRule="atLeast"/>
+        </w:trPr>
+        <w:tc>
+          <w:tcPr>
+            <w:tcW w:type="dxa" w:w="5400"/>
+            <w:tcBorders>
+              <w:top w:val="single" w:color="000000" w:sz="4" w:space="0" w:shadow="0" w:frame="0"/>
+              <w:left w:val="single" w:color="000000" w:sz="4" w:space="0" w:shadow="0" w:frame="0"/>
+              <w:bottom w:val="single" w:color="000000" w:sz="4" w:space="0" w:shadow="0" w:frame="0"/>
+              <w:right w:val="single" w:color="000000" w:sz="4" w:space="0" w:shadow="0" w:frame="0"/>
+            </w:tcBorders>
+            <w:shd w:val="clear" w:color="auto" w:fill="1f6f9f"/>
+            <w:tcMar>
+              <w:top w:type="dxa" w:w="80"/>
+              <w:left w:type="dxa" w:w="80"/>
+              <w:bottom w:type="dxa" w:w="80"/>
+              <w:right w:type="dxa" w:w="80"/>
+            </w:tcMar>
+            <w:vAlign w:val="center"/>
+          </w:tcPr>
+          <w:p>
+            <w:pPr>
+              <w:pStyle w:val="Body A"/>
+              <w:spacing w:after="0" w:line="240" w:lineRule="auto"/>
+            </w:pPr>
+            <w:r>
+              <w:rPr>
+                <w:b w:val="1"/>
+                <w:bCs w:val="1"/>
+                <w:outline w:val="0"/>
+                <w:color w:val="ffffff"/>
+                <w:sz w:val="16"/>
+                <w:szCs w:val="16"/>
+                <w:u w:color="ffffff"/>
+                <w:shd w:val="nil" w:color="auto" w:fill="auto"/>
+                <w:rtl w:val="0"/>
+                <w:lang w:val="en-US"/>
+                <w14:textFill>
+                  <w14:solidFill>
+                    <w14:srgbClr w14:val="FFFFFF"/>
+                  </w14:solidFill>
+                </w14:textFill>
+              </w:rPr>
+              <w:t>Field</w:t>
+            </w:r>
+          </w:p>
+        </w:tc>
+        <w:tc>
+          <w:tcPr>
+            <w:tcW w:type="dxa" w:w="5400"/>
+            <w:tcBorders>
+              <w:top w:val="single" w:color="000000" w:sz="4" w:space="0" w:shadow="0" w:frame="0"/>
+              <w:left w:val="single" w:color="000000" w:sz="4" w:space="0" w:shadow="0" w:frame="0"/>
+              <w:bottom w:val="single" w:color="000000" w:sz="4" w:space="0" w:shadow="0" w:frame="0"/>
+              <w:right w:val="single" w:color="000000" w:sz="4" w:space="0" w:shadow="0" w:frame="0"/>
+            </w:tcBorders>
+            <w:shd w:val="clear" w:color="auto" w:fill="1f6f9f"/>
+            <w:tcMar>
+              <w:top w:type="dxa" w:w="80"/>
+              <w:left w:type="dxa" w:w="80"/>
+              <w:bottom w:type="dxa" w:w="80"/>
+              <w:right w:type="dxa" w:w="80"/>
+            </w:tcMar>
+            <w:vAlign w:val="center"/>
+          </w:tcPr>
+          <w:p>
+            <w:pPr>
+              <w:pStyle w:val="Body A"/>
+              <w:spacing w:after="0" w:line="240" w:lineRule="auto"/>
+            </w:pPr>
+            <w:r>
+              <w:rPr>
+                <w:b w:val="1"/>
+                <w:bCs w:val="1"/>
+                <w:outline w:val="0"/>
+                <w:color w:val="ffffff"/>
+                <w:sz w:val="16"/>
+                <w:szCs w:val="16"/>
+                <w:u w:color="ffffff"/>
+                <w:shd w:val="nil" w:color="auto" w:fill="auto"/>
+                <w:rtl w:val="0"/>
+                <w:lang w:val="en-US"/>
+                <w14:textFill>
+                  <w14:solidFill>
+                    <w14:srgbClr w14:val="FFFFFF"/>
+                  </w14:solidFill>
+                </w14:textFill>
+              </w:rPr>
+              <w:t>Description</w:t>
+            </w:r>
+          </w:p>
+        </w:tc>
+      </w:tr>
+      <w:tr>
+        <w:tblPrEx>
+          <w:shd w:val="clear" w:color="auto" w:fill="ced7e7"/>
+        </w:tblPrEx>
+        <w:trPr>
+          <w:trHeight w:val="195" w:hRule="atLeast"/>
+        </w:trPr>
+        <w:tc>
+          <w:tcPr>
+            <w:tcW w:type="dxa" w:w="5400"/>
+            <w:tcBorders>
+              <w:top w:val="single" w:color="000000" w:sz="4" w:space="0" w:shadow="0" w:frame="0"/>
+              <w:left w:val="single" w:color="000000" w:sz="4" w:space="0" w:shadow="0" w:frame="0"/>
+              <w:bottom w:val="single" w:color="000000" w:sz="4" w:space="0" w:shadow="0" w:frame="0"/>
+              <w:right w:val="single" w:color="000000" w:sz="4" w:space="0" w:shadow="0" w:frame="0"/>
+            </w:tcBorders>
+            <w:shd w:val="clear" w:color="auto" w:fill="eaf4fa"/>
+            <w:tcMar>
+              <w:top w:type="dxa" w:w="80"/>
+              <w:left w:type="dxa" w:w="80"/>
+              <w:bottom w:type="dxa" w:w="80"/>
+              <w:right w:type="dxa" w:w="80"/>
+            </w:tcMar>
+            <w:vAlign w:val="center"/>
+          </w:tcPr>
+          <w:p>
+            <w:pPr>
+              <w:pStyle w:val="Body A"/>
+              <w:spacing w:after="0" w:line="240" w:lineRule="auto"/>
+            </w:pPr>
+            <w:r>
+              <w:rPr>
+                <w:sz w:val="15"/>
+                <w:szCs w:val="15"/>
+                <w:shd w:val="nil" w:color="auto" w:fill="auto"/>
+                <w:rtl w:val="0"/>
+                <w:lang w:val="en-US"/>
+              </w:rPr>
+              <w:t>id</w:t>
+            </w:r>
+          </w:p>
+        </w:tc>
+        <w:tc>
+          <w:tcPr>
+            <w:tcW w:type="dxa" w:w="5400"/>
+            <w:tcBorders>
+              <w:top w:val="single" w:color="000000" w:sz="4" w:space="0" w:shadow="0" w:frame="0"/>
+              <w:left w:val="single" w:color="000000" w:sz="4" w:space="0" w:shadow="0" w:frame="0"/>
+              <w:bottom w:val="single" w:color="000000" w:sz="4" w:space="0" w:shadow="0" w:frame="0"/>
+              <w:right w:val="single" w:color="000000" w:sz="4" w:space="0" w:shadow="0" w:frame="0"/>
+            </w:tcBorders>
+            <w:shd w:val="clear" w:color="auto" w:fill="eaf4fa"/>
+            <w:tcMar>
+              <w:top w:type="dxa" w:w="80"/>
+              <w:left w:type="dxa" w:w="80"/>
+              <w:bottom w:type="dxa" w:w="80"/>
+              <w:right w:type="dxa" w:w="80"/>
+            </w:tcMar>
+            <w:vAlign w:val="center"/>
+          </w:tcPr>
+          <w:p>
+            <w:pPr>
+              <w:pStyle w:val="Body A"/>
+              <w:spacing w:after="0" w:line="240" w:lineRule="auto"/>
+            </w:pPr>
+            <w:r>
+              <w:rPr>
+                <w:sz w:val="15"/>
+                <w:szCs w:val="15"/>
+                <w:shd w:val="nil" w:color="auto" w:fill="auto"/>
+                <w:rtl w:val="0"/>
+                <w:lang w:val="en-US"/>
+              </w:rPr>
+              <w:t>Search document key</w:t>
+            </w:r>
+          </w:p>
+        </w:tc>
+      </w:tr>
+      <w:tr>
+        <w:tblPrEx>
+          <w:shd w:val="clear" w:color="auto" w:fill="ced7e7"/>
+        </w:tblPrEx>
+        <w:trPr>
+          <w:trHeight w:val="195" w:hRule="atLeast"/>
+        </w:trPr>
+        <w:tc>
+          <w:tcPr>
+            <w:tcW w:type="dxa" w:w="5400"/>
+            <w:tcBorders>
+              <w:top w:val="single" w:color="000000" w:sz="4" w:space="0" w:shadow="0" w:frame="0"/>
+              <w:left w:val="single" w:color="000000" w:sz="4" w:space="0" w:shadow="0" w:frame="0"/>
+              <w:bottom w:val="single" w:color="000000" w:sz="4" w:space="0" w:shadow="0" w:frame="0"/>
+              <w:right w:val="single" w:color="000000" w:sz="4" w:space="0" w:shadow="0" w:frame="0"/>
+            </w:tcBorders>
+            <w:shd w:val="clear" w:color="auto" w:fill="ffffff"/>
+            <w:tcMar>
+              <w:top w:type="dxa" w:w="80"/>
+              <w:left w:type="dxa" w:w="80"/>
+              <w:bottom w:type="dxa" w:w="80"/>
+              <w:right w:type="dxa" w:w="80"/>
+            </w:tcMar>
+            <w:vAlign w:val="center"/>
+          </w:tcPr>
+          <w:p>
+            <w:pPr>
+              <w:pStyle w:val="Body A"/>
+              <w:spacing w:after="0" w:line="240" w:lineRule="auto"/>
+            </w:pPr>
+            <w:r>
+              <w:rPr>
+                <w:sz w:val="15"/>
+                <w:szCs w:val="15"/>
+                <w:shd w:val="nil" w:color="auto" w:fill="auto"/>
+                <w:rtl w:val="0"/>
+                <w:lang w:val="en-US"/>
+              </w:rPr>
+              <w:t>source</w:t>
+            </w:r>
+          </w:p>
+        </w:tc>
+        <w:tc>
+          <w:tcPr>
+            <w:tcW w:type="dxa" w:w="5400"/>
+            <w:tcBorders>
+              <w:top w:val="single" w:color="000000" w:sz="4" w:space="0" w:shadow="0" w:frame="0"/>
+              <w:left w:val="single" w:color="000000" w:sz="4" w:space="0" w:shadow="0" w:frame="0"/>
+              <w:bottom w:val="single" w:color="000000" w:sz="4" w:space="0" w:shadow="0" w:frame="0"/>
+              <w:right w:val="single" w:color="000000" w:sz="4" w:space="0" w:shadow="0" w:frame="0"/>
+            </w:tcBorders>
+            <w:shd w:val="clear" w:color="auto" w:fill="ffffff"/>
+            <w:tcMar>
+              <w:top w:type="dxa" w:w="80"/>
+              <w:left w:type="dxa" w:w="80"/>
+              <w:bottom w:type="dxa" w:w="80"/>
+              <w:right w:type="dxa" w:w="80"/>
+            </w:tcMar>
+            <w:vAlign w:val="center"/>
+          </w:tcPr>
+          <w:p>
+            <w:pPr>
+              <w:pStyle w:val="Body A"/>
+              <w:spacing w:after="0" w:line="240" w:lineRule="auto"/>
+            </w:pPr>
+            <w:r>
+              <w:rPr>
+                <w:sz w:val="15"/>
+                <w:szCs w:val="15"/>
+                <w:shd w:val="nil" w:color="auto" w:fill="auto"/>
+                <w:rtl w:val="0"/>
+                <w:lang w:val="en-US"/>
+              </w:rPr>
+              <w:t>Catalogue source, e.g., Sightline</w:t>
+            </w:r>
+          </w:p>
+        </w:tc>
+      </w:tr>
+      <w:tr>
+        <w:tblPrEx>
+          <w:shd w:val="clear" w:color="auto" w:fill="ced7e7"/>
+        </w:tblPrEx>
+        <w:trPr>
+          <w:trHeight w:val="195" w:hRule="atLeast"/>
+        </w:trPr>
+        <w:tc>
+          <w:tcPr>
+            <w:tcW w:type="dxa" w:w="5400"/>
+            <w:tcBorders>
+              <w:top w:val="single" w:color="000000" w:sz="4" w:space="0" w:shadow="0" w:frame="0"/>
+              <w:left w:val="single" w:color="000000" w:sz="4" w:space="0" w:shadow="0" w:frame="0"/>
+              <w:bottom w:val="single" w:color="000000" w:sz="4" w:space="0" w:shadow="0" w:frame="0"/>
+              <w:right w:val="single" w:color="000000" w:sz="4" w:space="0" w:shadow="0" w:frame="0"/>
+            </w:tcBorders>
+            <w:shd w:val="clear" w:color="auto" w:fill="eaf4fa"/>
+            <w:tcMar>
+              <w:top w:type="dxa" w:w="80"/>
+              <w:left w:type="dxa" w:w="80"/>
+              <w:bottom w:type="dxa" w:w="80"/>
+              <w:right w:type="dxa" w:w="80"/>
+            </w:tcMar>
+            <w:vAlign w:val="center"/>
+          </w:tcPr>
+          <w:p>
+            <w:pPr>
+              <w:pStyle w:val="Body A"/>
+              <w:spacing w:after="0" w:line="240" w:lineRule="auto"/>
+            </w:pPr>
+            <w:r>
+              <w:rPr>
+                <w:sz w:val="15"/>
+                <w:szCs w:val="15"/>
+                <w:shd w:val="nil" w:color="auto" w:fill="auto"/>
+                <w:rtl w:val="0"/>
+                <w:lang w:val="en-US"/>
+              </w:rPr>
+              <w:t>entityType</w:t>
+            </w:r>
+          </w:p>
+        </w:tc>
+        <w:tc>
+          <w:tcPr>
+            <w:tcW w:type="dxa" w:w="5400"/>
+            <w:tcBorders>
+              <w:top w:val="single" w:color="000000" w:sz="4" w:space="0" w:shadow="0" w:frame="0"/>
+              <w:left w:val="single" w:color="000000" w:sz="4" w:space="0" w:shadow="0" w:frame="0"/>
+              <w:bottom w:val="single" w:color="000000" w:sz="4" w:space="0" w:shadow="0" w:frame="0"/>
+              <w:right w:val="single" w:color="000000" w:sz="4" w:space="0" w:shadow="0" w:frame="0"/>
+            </w:tcBorders>
+            <w:shd w:val="clear" w:color="auto" w:fill="eaf4fa"/>
+            <w:tcMar>
+              <w:top w:type="dxa" w:w="80"/>
+              <w:left w:type="dxa" w:w="80"/>
+              <w:bottom w:type="dxa" w:w="80"/>
+              <w:right w:type="dxa" w:w="80"/>
+            </w:tcMar>
+            <w:vAlign w:val="center"/>
+          </w:tcPr>
+          <w:p>
+            <w:pPr>
+              <w:pStyle w:val="Body A"/>
+              <w:spacing w:after="0" w:line="240" w:lineRule="auto"/>
+            </w:pPr>
+            <w:r>
+              <w:rPr>
+                <w:sz w:val="15"/>
+                <w:szCs w:val="15"/>
+                <w:shd w:val="nil" w:color="auto" w:fill="auto"/>
+                <w:rtl w:val="0"/>
+                <w:lang w:val="en-US"/>
+              </w:rPr>
+              <w:t>valueStream</w:t>
+            </w:r>
+          </w:p>
+        </w:tc>
+      </w:tr>
+      <w:tr>
+        <w:tblPrEx>
+          <w:shd w:val="clear" w:color="auto" w:fill="ced7e7"/>
+        </w:tblPrEx>
+        <w:trPr>
+          <w:trHeight w:val="195" w:hRule="atLeast"/>
+        </w:trPr>
+        <w:tc>
+          <w:tcPr>
+            <w:tcW w:type="dxa" w:w="5400"/>
+            <w:tcBorders>
+              <w:top w:val="single" w:color="000000" w:sz="4" w:space="0" w:shadow="0" w:frame="0"/>
+              <w:left w:val="single" w:color="000000" w:sz="4" w:space="0" w:shadow="0" w:frame="0"/>
+              <w:bottom w:val="single" w:color="000000" w:sz="4" w:space="0" w:shadow="0" w:frame="0"/>
+              <w:right w:val="single" w:color="000000" w:sz="4" w:space="0" w:shadow="0" w:frame="0"/>
+            </w:tcBorders>
+            <w:shd w:val="clear" w:color="auto" w:fill="ffffff"/>
+            <w:tcMar>
+              <w:top w:type="dxa" w:w="80"/>
+              <w:left w:type="dxa" w:w="80"/>
+              <w:bottom w:type="dxa" w:w="80"/>
+              <w:right w:type="dxa" w:w="80"/>
+            </w:tcMar>
+            <w:vAlign w:val="center"/>
+          </w:tcPr>
+          <w:p>
+            <w:pPr>
+              <w:pStyle w:val="Body A"/>
+              <w:spacing w:after="0" w:line="240" w:lineRule="auto"/>
+            </w:pPr>
+            <w:r>
+              <w:rPr>
+                <w:sz w:val="15"/>
+                <w:szCs w:val="15"/>
+                <w:shd w:val="nil" w:color="auto" w:fill="auto"/>
+                <w:rtl w:val="0"/>
+                <w:lang w:val="en-US"/>
+              </w:rPr>
+              <w:t>createdAt</w:t>
+            </w:r>
+          </w:p>
+        </w:tc>
+        <w:tc>
+          <w:tcPr>
+            <w:tcW w:type="dxa" w:w="5400"/>
+            <w:tcBorders>
+              <w:top w:val="single" w:color="000000" w:sz="4" w:space="0" w:shadow="0" w:frame="0"/>
+              <w:left w:val="single" w:color="000000" w:sz="4" w:space="0" w:shadow="0" w:frame="0"/>
+              <w:bottom w:val="single" w:color="000000" w:sz="4" w:space="0" w:shadow="0" w:frame="0"/>
+              <w:right w:val="single" w:color="000000" w:sz="4" w:space="0" w:shadow="0" w:frame="0"/>
+            </w:tcBorders>
+            <w:shd w:val="clear" w:color="auto" w:fill="ffffff"/>
+            <w:tcMar>
+              <w:top w:type="dxa" w:w="80"/>
+              <w:left w:type="dxa" w:w="80"/>
+              <w:bottom w:type="dxa" w:w="80"/>
+              <w:right w:type="dxa" w:w="80"/>
+            </w:tcMar>
+            <w:vAlign w:val="center"/>
+          </w:tcPr>
+          <w:p>
+            <w:pPr>
+              <w:pStyle w:val="Body A"/>
+              <w:spacing w:after="0" w:line="240" w:lineRule="auto"/>
+            </w:pPr>
+            <w:r>
+              <w:rPr>
+                <w:sz w:val="15"/>
+                <w:szCs w:val="15"/>
+                <w:shd w:val="nil" w:color="auto" w:fill="auto"/>
+                <w:rtl w:val="0"/>
+                <w:lang w:val="en-US"/>
+              </w:rPr>
+              <w:t>Catalogue creation timestamp when available</w:t>
+            </w:r>
+          </w:p>
+        </w:tc>
+      </w:tr>
+      <w:tr>
+        <w:tblPrEx>
+          <w:shd w:val="clear" w:color="auto" w:fill="ced7e7"/>
+        </w:tblPrEx>
+        <w:trPr>
+          <w:trHeight w:val="195" w:hRule="atLeast"/>
+        </w:trPr>
+        <w:tc>
+          <w:tcPr>
+            <w:tcW w:type="dxa" w:w="5400"/>
+            <w:tcBorders>
+              <w:top w:val="single" w:color="000000" w:sz="4" w:space="0" w:shadow="0" w:frame="0"/>
+              <w:left w:val="single" w:color="000000" w:sz="4" w:space="0" w:shadow="0" w:frame="0"/>
+              <w:bottom w:val="single" w:color="000000" w:sz="4" w:space="0" w:shadow="0" w:frame="0"/>
+              <w:right w:val="single" w:color="000000" w:sz="4" w:space="0" w:shadow="0" w:frame="0"/>
+            </w:tcBorders>
+            <w:shd w:val="clear" w:color="auto" w:fill="eaf4fa"/>
+            <w:tcMar>
+              <w:top w:type="dxa" w:w="80"/>
+              <w:left w:type="dxa" w:w="80"/>
+              <w:bottom w:type="dxa" w:w="80"/>
+              <w:right w:type="dxa" w:w="80"/>
+            </w:tcMar>
+            <w:vAlign w:val="center"/>
+          </w:tcPr>
+          <w:p>
+            <w:pPr>
+              <w:pStyle w:val="Body A"/>
+              <w:spacing w:after="0" w:line="240" w:lineRule="auto"/>
+            </w:pPr>
+            <w:r>
+              <w:rPr>
+                <w:sz w:val="15"/>
+                <w:szCs w:val="15"/>
+                <w:shd w:val="nil" w:color="auto" w:fill="auto"/>
+                <w:rtl w:val="0"/>
+                <w:lang w:val="en-US"/>
+              </w:rPr>
+              <w:t>createdBy</w:t>
+            </w:r>
+          </w:p>
+        </w:tc>
+        <w:tc>
+          <w:tcPr>
+            <w:tcW w:type="dxa" w:w="5400"/>
+            <w:tcBorders>
+              <w:top w:val="single" w:color="000000" w:sz="4" w:space="0" w:shadow="0" w:frame="0"/>
+              <w:left w:val="single" w:color="000000" w:sz="4" w:space="0" w:shadow="0" w:frame="0"/>
+              <w:bottom w:val="single" w:color="000000" w:sz="4" w:space="0" w:shadow="0" w:frame="0"/>
+              <w:right w:val="single" w:color="000000" w:sz="4" w:space="0" w:shadow="0" w:frame="0"/>
+            </w:tcBorders>
+            <w:shd w:val="clear" w:color="auto" w:fill="eaf4fa"/>
+            <w:tcMar>
+              <w:top w:type="dxa" w:w="80"/>
+              <w:left w:type="dxa" w:w="80"/>
+              <w:bottom w:type="dxa" w:w="80"/>
+              <w:right w:type="dxa" w:w="80"/>
+            </w:tcMar>
+            <w:vAlign w:val="center"/>
+          </w:tcPr>
+          <w:p>
+            <w:pPr>
+              <w:pStyle w:val="Body A"/>
+              <w:spacing w:after="0" w:line="240" w:lineRule="auto"/>
+            </w:pPr>
+            <w:r>
+              <w:rPr>
+                <w:sz w:val="15"/>
+                <w:szCs w:val="15"/>
+                <w:shd w:val="nil" w:color="auto" w:fill="auto"/>
+                <w:rtl w:val="0"/>
+                <w:lang w:val="en-US"/>
+              </w:rPr>
+              <w:t>Catalogue creator / actor when available</w:t>
+            </w:r>
+          </w:p>
+        </w:tc>
+      </w:tr>
+      <w:tr>
+        <w:tblPrEx>
+          <w:shd w:val="clear" w:color="auto" w:fill="ced7e7"/>
+        </w:tblPrEx>
+        <w:trPr>
+          <w:trHeight w:val="195" w:hRule="atLeast"/>
+        </w:trPr>
+        <w:tc>
+          <w:tcPr>
+            <w:tcW w:type="dxa" w:w="5400"/>
+            <w:tcBorders>
+              <w:top w:val="single" w:color="000000" w:sz="4" w:space="0" w:shadow="0" w:frame="0"/>
+              <w:left w:val="single" w:color="000000" w:sz="4" w:space="0" w:shadow="0" w:frame="0"/>
+              <w:bottom w:val="single" w:color="000000" w:sz="4" w:space="0" w:shadow="0" w:frame="0"/>
+              <w:right w:val="single" w:color="000000" w:sz="4" w:space="0" w:shadow="0" w:frame="0"/>
+            </w:tcBorders>
+            <w:shd w:val="clear" w:color="auto" w:fill="ffffff"/>
+            <w:tcMar>
+              <w:top w:type="dxa" w:w="80"/>
+              <w:left w:type="dxa" w:w="80"/>
+              <w:bottom w:type="dxa" w:w="80"/>
+              <w:right w:type="dxa" w:w="80"/>
+            </w:tcMar>
+            <w:vAlign w:val="center"/>
+          </w:tcPr>
+          <w:p>
+            <w:pPr>
+              <w:pStyle w:val="Body A"/>
+              <w:spacing w:after="0" w:line="240" w:lineRule="auto"/>
+            </w:pPr>
+            <w:r>
+              <w:rPr>
+                <w:sz w:val="15"/>
+                <w:szCs w:val="15"/>
+                <w:shd w:val="nil" w:color="auto" w:fill="auto"/>
+                <w:rtl w:val="0"/>
+                <w:lang w:val="en-US"/>
+              </w:rPr>
+              <w:t>modifiedAt</w:t>
+            </w:r>
+          </w:p>
+        </w:tc>
+        <w:tc>
+          <w:tcPr>
+            <w:tcW w:type="dxa" w:w="5400"/>
+            <w:tcBorders>
+              <w:top w:val="single" w:color="000000" w:sz="4" w:space="0" w:shadow="0" w:frame="0"/>
+              <w:left w:val="single" w:color="000000" w:sz="4" w:space="0" w:shadow="0" w:frame="0"/>
+              <w:bottom w:val="single" w:color="000000" w:sz="4" w:space="0" w:shadow="0" w:frame="0"/>
+              <w:right w:val="single" w:color="000000" w:sz="4" w:space="0" w:shadow="0" w:frame="0"/>
+            </w:tcBorders>
+            <w:shd w:val="clear" w:color="auto" w:fill="ffffff"/>
+            <w:tcMar>
+              <w:top w:type="dxa" w:w="80"/>
+              <w:left w:type="dxa" w:w="80"/>
+              <w:bottom w:type="dxa" w:w="80"/>
+              <w:right w:type="dxa" w:w="80"/>
+            </w:tcMar>
+            <w:vAlign w:val="center"/>
+          </w:tcPr>
+          <w:p>
+            <w:pPr>
+              <w:pStyle w:val="Body A"/>
+              <w:spacing w:after="0" w:line="240" w:lineRule="auto"/>
+            </w:pPr>
+            <w:r>
+              <w:rPr>
+                <w:sz w:val="15"/>
+                <w:szCs w:val="15"/>
+                <w:shd w:val="nil" w:color="auto" w:fill="auto"/>
+                <w:rtl w:val="0"/>
+                <w:lang w:val="en-US"/>
+              </w:rPr>
+              <w:t>Catalogue update timestamp when available</w:t>
+            </w:r>
+          </w:p>
+        </w:tc>
+      </w:tr>
+      <w:tr>
+        <w:tblPrEx>
+          <w:shd w:val="clear" w:color="auto" w:fill="ced7e7"/>
+        </w:tblPrEx>
+        <w:trPr>
+          <w:trHeight w:val="195" w:hRule="atLeast"/>
+        </w:trPr>
+        <w:tc>
+          <w:tcPr>
+            <w:tcW w:type="dxa" w:w="5400"/>
+            <w:tcBorders>
+              <w:top w:val="single" w:color="000000" w:sz="4" w:space="0" w:shadow="0" w:frame="0"/>
+              <w:left w:val="single" w:color="000000" w:sz="4" w:space="0" w:shadow="0" w:frame="0"/>
+              <w:bottom w:val="single" w:color="000000" w:sz="4" w:space="0" w:shadow="0" w:frame="0"/>
+              <w:right w:val="single" w:color="000000" w:sz="4" w:space="0" w:shadow="0" w:frame="0"/>
+            </w:tcBorders>
+            <w:shd w:val="clear" w:color="auto" w:fill="eaf4fa"/>
+            <w:tcMar>
+              <w:top w:type="dxa" w:w="80"/>
+              <w:left w:type="dxa" w:w="80"/>
+              <w:bottom w:type="dxa" w:w="80"/>
+              <w:right w:type="dxa" w:w="80"/>
+            </w:tcMar>
+            <w:vAlign w:val="center"/>
+          </w:tcPr>
+          <w:p>
+            <w:pPr>
+              <w:pStyle w:val="Body A"/>
+              <w:spacing w:after="0" w:line="240" w:lineRule="auto"/>
+            </w:pPr>
+            <w:r>
+              <w:rPr>
+                <w:sz w:val="15"/>
+                <w:szCs w:val="15"/>
+                <w:shd w:val="nil" w:color="auto" w:fill="auto"/>
+                <w:rtl w:val="0"/>
+                <w:lang w:val="en-US"/>
+              </w:rPr>
+              <w:t>modifiedBy</w:t>
+            </w:r>
+          </w:p>
+        </w:tc>
+        <w:tc>
+          <w:tcPr>
+            <w:tcW w:type="dxa" w:w="5400"/>
+            <w:tcBorders>
+              <w:top w:val="single" w:color="000000" w:sz="4" w:space="0" w:shadow="0" w:frame="0"/>
+              <w:left w:val="single" w:color="000000" w:sz="4" w:space="0" w:shadow="0" w:frame="0"/>
+              <w:bottom w:val="single" w:color="000000" w:sz="4" w:space="0" w:shadow="0" w:frame="0"/>
+              <w:right w:val="single" w:color="000000" w:sz="4" w:space="0" w:shadow="0" w:frame="0"/>
+            </w:tcBorders>
+            <w:shd w:val="clear" w:color="auto" w:fill="eaf4fa"/>
+            <w:tcMar>
+              <w:top w:type="dxa" w:w="80"/>
+              <w:left w:type="dxa" w:w="80"/>
+              <w:bottom w:type="dxa" w:w="80"/>
+              <w:right w:type="dxa" w:w="80"/>
+            </w:tcMar>
+            <w:vAlign w:val="center"/>
+          </w:tcPr>
+          <w:p>
+            <w:pPr>
+              <w:pStyle w:val="Body A"/>
+              <w:spacing w:after="0" w:line="240" w:lineRule="auto"/>
+            </w:pPr>
+            <w:r>
+              <w:rPr>
+                <w:sz w:val="15"/>
+                <w:szCs w:val="15"/>
+                <w:shd w:val="nil" w:color="auto" w:fill="auto"/>
+                <w:rtl w:val="0"/>
+                <w:lang w:val="en-US"/>
+              </w:rPr>
+              <w:t>Catalogue modifier / actor when available</w:t>
+            </w:r>
+          </w:p>
+        </w:tc>
+      </w:tr>
+      <w:tr>
+        <w:tblPrEx>
+          <w:shd w:val="clear" w:color="auto" w:fill="ced7e7"/>
+        </w:tblPrEx>
+        <w:trPr>
+          <w:trHeight w:val="375" w:hRule="atLeast"/>
+        </w:trPr>
+        <w:tc>
+          <w:tcPr>
+            <w:tcW w:type="dxa" w:w="5400"/>
+            <w:tcBorders>
+              <w:top w:val="single" w:color="000000" w:sz="4" w:space="0" w:shadow="0" w:frame="0"/>
+              <w:left w:val="single" w:color="000000" w:sz="4" w:space="0" w:shadow="0" w:frame="0"/>
+              <w:bottom w:val="single" w:color="000000" w:sz="4" w:space="0" w:shadow="0" w:frame="0"/>
+              <w:right w:val="single" w:color="000000" w:sz="4" w:space="0" w:shadow="0" w:frame="0"/>
+            </w:tcBorders>
+            <w:shd w:val="clear" w:color="auto" w:fill="ffffff"/>
+            <w:tcMar>
+              <w:top w:type="dxa" w:w="80"/>
+              <w:left w:type="dxa" w:w="80"/>
+              <w:bottom w:type="dxa" w:w="80"/>
+              <w:right w:type="dxa" w:w="80"/>
+            </w:tcMar>
+            <w:vAlign w:val="center"/>
+          </w:tcPr>
+          <w:p>
+            <w:pPr>
+              <w:pStyle w:val="Body A"/>
+              <w:spacing w:after="0" w:line="240" w:lineRule="auto"/>
+            </w:pPr>
+            <w:r>
+              <w:rPr>
+                <w:sz w:val="15"/>
+                <w:szCs w:val="15"/>
+                <w:shd w:val="nil" w:color="auto" w:fill="auto"/>
+                <w:rtl w:val="0"/>
+                <w:lang w:val="en-US"/>
+              </w:rPr>
+              <w:t>content</w:t>
+            </w:r>
+          </w:p>
+        </w:tc>
+        <w:tc>
+          <w:tcPr>
+            <w:tcW w:type="dxa" w:w="5400"/>
+            <w:tcBorders>
+              <w:top w:val="single" w:color="000000" w:sz="4" w:space="0" w:shadow="0" w:frame="0"/>
+              <w:left w:val="single" w:color="000000" w:sz="4" w:space="0" w:shadow="0" w:frame="0"/>
+              <w:bottom w:val="single" w:color="000000" w:sz="4" w:space="0" w:shadow="0" w:frame="0"/>
+              <w:right w:val="single" w:color="000000" w:sz="4" w:space="0" w:shadow="0" w:frame="0"/>
+            </w:tcBorders>
+            <w:shd w:val="clear" w:color="auto" w:fill="ffffff"/>
+            <w:tcMar>
+              <w:top w:type="dxa" w:w="80"/>
+              <w:left w:type="dxa" w:w="80"/>
+              <w:bottom w:type="dxa" w:w="80"/>
+              <w:right w:type="dxa" w:w="80"/>
+            </w:tcMar>
+            <w:vAlign w:val="center"/>
+          </w:tcPr>
+          <w:p>
+            <w:pPr>
+              <w:pStyle w:val="Body A"/>
+              <w:spacing w:after="0" w:line="240" w:lineRule="auto"/>
+            </w:pPr>
+            <w:r>
+              <w:rPr>
+                <w:sz w:val="15"/>
+                <w:szCs w:val="15"/>
+                <w:shd w:val="nil" w:color="auto" w:fill="auto"/>
+                <w:rtl w:val="0"/>
+                <w:lang w:val="en-US"/>
+              </w:rPr>
+              <w:t>Top-level retrieval text generated from valueStreamName and valueStreamDescription</w:t>
+            </w:r>
+          </w:p>
+        </w:tc>
+      </w:tr>
+      <w:tr>
+        <w:tblPrEx>
+          <w:shd w:val="clear" w:color="auto" w:fill="ced7e7"/>
+        </w:tblPrEx>
+        <w:trPr>
+          <w:trHeight w:val="195" w:hRule="atLeast"/>
+        </w:trPr>
+        <w:tc>
+          <w:tcPr>
+            <w:tcW w:type="dxa" w:w="5400"/>
+            <w:tcBorders>
+              <w:top w:val="single" w:color="000000" w:sz="4" w:space="0" w:shadow="0" w:frame="0"/>
+              <w:left w:val="single" w:color="000000" w:sz="4" w:space="0" w:shadow="0" w:frame="0"/>
+              <w:bottom w:val="single" w:color="000000" w:sz="4" w:space="0" w:shadow="0" w:frame="0"/>
+              <w:right w:val="single" w:color="000000" w:sz="4" w:space="0" w:shadow="0" w:frame="0"/>
+            </w:tcBorders>
+            <w:shd w:val="clear" w:color="auto" w:fill="eaf4fa"/>
+            <w:tcMar>
+              <w:top w:type="dxa" w:w="80"/>
+              <w:left w:type="dxa" w:w="80"/>
+              <w:bottom w:type="dxa" w:w="80"/>
+              <w:right w:type="dxa" w:w="80"/>
+            </w:tcMar>
+            <w:vAlign w:val="center"/>
+          </w:tcPr>
+          <w:p>
+            <w:pPr>
+              <w:pStyle w:val="Body A"/>
+              <w:spacing w:after="0" w:line="240" w:lineRule="auto"/>
+            </w:pPr>
+            <w:r>
+              <w:rPr>
+                <w:sz w:val="15"/>
+                <w:szCs w:val="15"/>
+                <w:shd w:val="nil" w:color="auto" w:fill="auto"/>
+                <w:rtl w:val="0"/>
+                <w:lang w:val="en-US"/>
+              </w:rPr>
+              <w:t>content_vector</w:t>
+            </w:r>
+          </w:p>
+        </w:tc>
+        <w:tc>
+          <w:tcPr>
+            <w:tcW w:type="dxa" w:w="5400"/>
+            <w:tcBorders>
+              <w:top w:val="single" w:color="000000" w:sz="4" w:space="0" w:shadow="0" w:frame="0"/>
+              <w:left w:val="single" w:color="000000" w:sz="4" w:space="0" w:shadow="0" w:frame="0"/>
+              <w:bottom w:val="single" w:color="000000" w:sz="4" w:space="0" w:shadow="0" w:frame="0"/>
+              <w:right w:val="single" w:color="000000" w:sz="4" w:space="0" w:shadow="0" w:frame="0"/>
+            </w:tcBorders>
+            <w:shd w:val="clear" w:color="auto" w:fill="eaf4fa"/>
+            <w:tcMar>
+              <w:top w:type="dxa" w:w="80"/>
+              <w:left w:type="dxa" w:w="80"/>
+              <w:bottom w:type="dxa" w:w="80"/>
+              <w:right w:type="dxa" w:w="80"/>
+            </w:tcMar>
+            <w:vAlign w:val="center"/>
+          </w:tcPr>
+          <w:p>
+            <w:pPr>
+              <w:pStyle w:val="Body A"/>
+              <w:spacing w:after="0" w:line="240" w:lineRule="auto"/>
+            </w:pPr>
+            <w:r>
+              <w:rPr>
+                <w:sz w:val="15"/>
+                <w:szCs w:val="15"/>
+                <w:shd w:val="nil" w:color="auto" w:fill="auto"/>
+                <w:rtl w:val="0"/>
+                <w:lang w:val="en-US"/>
+              </w:rPr>
+              <w:t>Top-level embedding vector for content</w:t>
+            </w:r>
+          </w:p>
+        </w:tc>
+      </w:tr>
+      <w:tr>
+        <w:tblPrEx>
+          <w:shd w:val="clear" w:color="auto" w:fill="ced7e7"/>
+        </w:tblPrEx>
+        <w:trPr>
+          <w:trHeight w:val="195" w:hRule="atLeast"/>
+        </w:trPr>
+        <w:tc>
+          <w:tcPr>
+            <w:tcW w:type="dxa" w:w="5400"/>
+            <w:tcBorders>
+              <w:top w:val="single" w:color="000000" w:sz="4" w:space="0" w:shadow="0" w:frame="0"/>
+              <w:left w:val="single" w:color="000000" w:sz="4" w:space="0" w:shadow="0" w:frame="0"/>
+              <w:bottom w:val="single" w:color="000000" w:sz="4" w:space="0" w:shadow="0" w:frame="0"/>
+              <w:right w:val="single" w:color="000000" w:sz="4" w:space="0" w:shadow="0" w:frame="0"/>
+            </w:tcBorders>
+            <w:shd w:val="clear" w:color="auto" w:fill="ffffff"/>
+            <w:tcMar>
+              <w:top w:type="dxa" w:w="80"/>
+              <w:left w:type="dxa" w:w="80"/>
+              <w:bottom w:type="dxa" w:w="80"/>
+              <w:right w:type="dxa" w:w="80"/>
+            </w:tcMar>
+            <w:vAlign w:val="center"/>
+          </w:tcPr>
+          <w:p>
+            <w:pPr>
+              <w:pStyle w:val="Body A"/>
+              <w:spacing w:after="0" w:line="240" w:lineRule="auto"/>
+            </w:pPr>
+            <w:r>
+              <w:rPr>
+                <w:sz w:val="15"/>
+                <w:szCs w:val="15"/>
+                <w:shd w:val="nil" w:color="auto" w:fill="auto"/>
+                <w:rtl w:val="0"/>
+                <w:lang w:val="en-US"/>
+              </w:rPr>
+              <w:t>properties</w:t>
+            </w:r>
+          </w:p>
+        </w:tc>
+        <w:tc>
+          <w:tcPr>
+            <w:tcW w:type="dxa" w:w="5400"/>
+            <w:tcBorders>
+              <w:top w:val="single" w:color="000000" w:sz="4" w:space="0" w:shadow="0" w:frame="0"/>
+              <w:left w:val="single" w:color="000000" w:sz="4" w:space="0" w:shadow="0" w:frame="0"/>
+              <w:bottom w:val="single" w:color="000000" w:sz="4" w:space="0" w:shadow="0" w:frame="0"/>
+              <w:right w:val="single" w:color="000000" w:sz="4" w:space="0" w:shadow="0" w:frame="0"/>
+            </w:tcBorders>
+            <w:shd w:val="clear" w:color="auto" w:fill="ffffff"/>
+            <w:tcMar>
+              <w:top w:type="dxa" w:w="80"/>
+              <w:left w:type="dxa" w:w="80"/>
+              <w:bottom w:type="dxa" w:w="80"/>
+              <w:right w:type="dxa" w:w="80"/>
+            </w:tcMar>
+            <w:vAlign w:val="center"/>
+          </w:tcPr>
+          <w:p>
+            <w:pPr>
+              <w:pStyle w:val="Body A"/>
+              <w:spacing w:after="0" w:line="240" w:lineRule="auto"/>
+            </w:pPr>
+            <w:r>
+              <w:rPr>
+                <w:sz w:val="15"/>
+                <w:szCs w:val="15"/>
+                <w:shd w:val="nil" w:color="auto" w:fill="auto"/>
+                <w:rtl w:val="0"/>
+                <w:lang w:val="en-US"/>
+              </w:rPr>
+              <w:t>Nested Value Stream catalogue object</w:t>
+            </w:r>
+          </w:p>
+        </w:tc>
+      </w:tr>
+    </w:tbl>
+    <w:p>
+      <w:pPr>
+        <w:pStyle w:val="Body A"/>
+        <w:widowControl w:val="0"/>
+        <w:spacing w:before="100" w:after="80" w:line="240" w:lineRule="auto"/>
+        <w:ind w:left="108" w:hanging="108"/>
+        <w:jc w:val="center"/>
+        <w:rPr>
+          <w:lang w:val="en-US"/>
+        </w:rPr>
+      </w:pPr>
+    </w:p>
+    <w:p>
+      <w:pPr>
+        <w:pStyle w:val="Body A"/>
+        <w:widowControl w:val="0"/>
+        <w:spacing w:before="100" w:after="80" w:line="240" w:lineRule="auto"/>
+        <w:jc w:val="center"/>
+      </w:pPr>
+    </w:p>
+    <w:p>
+      <w:pPr>
+        <w:pStyle w:val="Body A"/>
+        <w:spacing w:before="100" w:after="80"/>
+        <w:rPr>
+          <w:lang w:val="en-US"/>
+        </w:rPr>
+      </w:pPr>
+      <w:r>
+        <w:rPr>
+          <w:b w:val="1"/>
+          <w:bCs w:val="1"/>
+          <w:outline w:val="0"/>
+          <w:color w:val="1f6f9f"/>
+          <w:sz w:val="24"/>
+          <w:szCs w:val="24"/>
+          <w:u w:color="1f6f9f"/>
+          <w:rtl w:val="0"/>
+          <w:lang w:val="en-US"/>
+          <w14:textFill>
+            <w14:solidFill>
+              <w14:srgbClr w14:val="1F6F9F"/>
+            </w14:solidFill>
+          </w14:textFill>
+        </w:rPr>
+        <w:t>4.11 Value Stream properties object</w:t>
       </w:r>
     </w:p>
     <w:tbl>
